--- a/docs/rustige-momenten-detectie.docx
+++ b/docs/rustige-momenten-detectie.docx
@@ -44,7 +44,7 @@
           <w:sz w:val="22"/>
           <w:szCs w:val="22"/>
         </w:rPr>
-        <w:t xml:space="preserve">Hoe Filly per dagdeel voorspelt welke momenten waarschijnlijk een campagne nodig hebben — en waarom voor deze rekenwijze is gekozen.</w:t>
+        <w:t xml:space="preserve">Hoe Filly per dagdeel voorspelt welke momenten waarschijnlijk een campagne nodig hebben, met volledig uitgerekende voorbeelden en de verantwoording van afgevallen methodes.</w:t>
       </w:r>
     </w:p>
     <w:p>
@@ -52,13 +52,13 @@
         <w:pBdr>
           <w:bottom w:val="single" w:color="1F4A2D" w:sz="12" w:space="8"/>
         </w:pBdr>
-        <w:spacing w:after="200"/>
+        <w:spacing w:after="180"/>
       </w:pPr>
     </w:p>
     <w:p>
       <w:pPr>
         <w:pStyle w:val="Heading1"/>
-        <w:spacing w:after="140" w:before="320"/>
+        <w:spacing w:after="140" w:before="340"/>
       </w:pPr>
       <w:r>
         <w:rPr>
@@ -74,7 +74,7 @@
         <w:spacing w:after="120"/>
       </w:pPr>
       <w:r>
-        <w:t xml:space="preserve">Filly bepaalt een paar dagen vooruit welke dagdelen (ochtend, lunch, middag, diner, avond) waarschijnlijk rustig zullen zijn, zodat de ondernemer daar op tijd een gerichte actie op kan zetten. Het is bewust voorspellend en niet reactief: de bepaling draait op het verwachte weekpatroon, niet op de live-drukte van dat moment.</w:t>
+        <w:t xml:space="preserve">Filly bepaalt een paar dagen vooruit welke dagdelen (ochtend, lunch, middag, diner, avond) waarschijnlijk rustig zullen zijn, zodat je daar op tijd een gerichte actie op kunt zetten. Bewust voorspellend, niet reactief: het draait op het verwachte weekpatroon, niet op de live-drukte van het moment zelf.</w:t>
       </w:r>
     </w:p>
     <w:p>
@@ -82,13 +82,13 @@
         <w:spacing w:after="120"/>
       </w:pPr>
       <w:r>
-        <w:t xml:space="preserve">De uitkomst voedt drie plekken vanuit één bron: de markers op de bezettingsgrafiek, de rustige-momenten-blokjes in de Filly-chat, en de automatische campagne-detectie. Zo tonen grafiek, chat en detectie altijd hetzelfde.</w:t>
+        <w:t xml:space="preserve">De uitkomst voedt drie plekken vanuit één bron: de markers op de bezettingsgrafiek, de rustige-momenten-blokjes in de Filly-chat, en de automatische campagne-detectie. Grafiek, chat en detectie tonen dus altijd hetzelfde.</w:t>
       </w:r>
     </w:p>
     <w:p>
       <w:pPr>
         <w:pStyle w:val="Heading1"/>
-        <w:spacing w:after="140" w:before="320"/>
+        <w:spacing w:after="140" w:before="340"/>
       </w:pPr>
       <w:r>
         <w:rPr>
@@ -104,34 +104,58 @@
         <w:spacing w:after="120"/>
       </w:pPr>
       <w:r>
-        <w:t xml:space="preserve">De input is Google “Populaire tijden”, opgehaald via Apify en opgeslagen als een weekpatroon van 7 dagen × 24 uur (relatieve drukte 0–100). Eén belangrijk kenmerk stuurt veel van de keuzes hieronder:</w:t>
-      </w:r>
-    </w:p>
-    <w:p>
-      <w:pPr>
-        <w:pStyle w:val="ListParagraph"/>
-        <w:numPr>
-          <w:ilvl w:val="0"/>
-          <w:numId w:val="2"/>
-        </w:numPr>
-        <w:spacing w:after="60"/>
-      </w:pPr>
-      <w:r>
-        <w:t xml:space="preserve">Google's percentages zijn per zaak genormaliseerd naar de eigen drukste moment (piek = 100%). Een rustig restaurant en een bomvolle zaak pieken allebei op 100. Absolute niveaus zijn daardoor tussen zaken niet vergelijkbaar — alleen binnen dezelfde zaak.</w:t>
-      </w:r>
-    </w:p>
-    <w:p>
-      <w:pPr>
-        <w:spacing w:after="120"/>
-      </w:pPr>
-      <w:r>
-        <w:t xml:space="preserve">Alle logica draait dus op het patroon van de zaak zelf. Er is geen live-data en geen vergelijking met andere zaken nodig.</w:t>
-      </w:r>
-    </w:p>
+        <w:t xml:space="preserve">Input is Google “Populaire tijden”, via Apify, opgeslagen als weekpatroon van 7 dagen × 24 uur (relatieve drukte 0–100). Eén eigenschap stuurt veel keuzes verderop:</w:t>
+      </w:r>
+    </w:p>
+    <w:tbl>
+      <w:tblPr>
+        <w:tblW w:type="dxa" w:w="9000"/>
+        <w:tblBorders>
+          <w:top w:val="single" w:color="1F4A2D" w:sz="2"/>
+          <w:left w:val="single" w:color="1F4A2D" w:sz="12"/>
+          <w:bottom w:val="single" w:color="1F4A2D" w:sz="2"/>
+          <w:right w:val="single" w:color="1F4A2D" w:sz="2"/>
+          <w:insideH w:val="none"/>
+          <w:insideV w:val="none"/>
+        </w:tblBorders>
+      </w:tblPr>
+      <w:tblGrid>
+        <w:gridCol w:w="9000"/>
+      </w:tblGrid>
+      <w:tr>
+        <w:tc>
+          <w:tcPr>
+            <w:tcW w:type="dxa" w:w="9000"/>
+            <w:shd w:fill="EFE8D8" w:color="auto" w:val="clear"/>
+            <w:tcMar>
+              <w:top w:type="dxa" w:w="120"/>
+              <w:left w:type="dxa" w:w="180"/>
+              <w:bottom w:type="dxa" w:w="120"/>
+              <w:right w:type="dxa" w:w="180"/>
+            </w:tcMar>
+          </w:tcPr>
+          <w:p>
+            <w:pPr>
+              <w:spacing w:after="120"/>
+            </w:pPr>
+            <w:r>
+              <w:rPr>
+                <w:b/>
+                <w:bCs/>
+              </w:rPr>
+              <w:t xml:space="preserve">Belangrijk: </w:t>
+            </w:r>
+            <w:r>
+              <w:t xml:space="preserve">Google's percentages zijn per zaak genormaliseerd naar de eigen piek (drukste moment = 100%). Een rustige zaak en een bomvolle zaak pieken allebei op 100. Absolute niveaus zijn dus tussen zaken niet vergelijkbaar, alleen binnen dezelfde zaak.</w:t>
+            </w:r>
+          </w:p>
+        </w:tc>
+      </w:tr>
+    </w:tbl>
     <w:p>
       <w:pPr>
         <w:pStyle w:val="Heading1"/>
-        <w:spacing w:after="140" w:before="320"/>
+        <w:spacing w:after="140" w:before="340"/>
       </w:pPr>
       <w:r>
         <w:rPr>
@@ -147,7 +171,7 @@
         <w:spacing w:after="120"/>
       </w:pPr>
       <w:r>
-        <w:t xml:space="preserve">De dag wordt opgedeeld in vaste vensters, zodat “middag” elke dag hetzelfde blok is en dagen onderling vergelijkbaar blijven:</w:t>
+        <w:t xml:space="preserve">De dag is opgedeeld in vaste vensters, zodat “middag” elke dag hetzelfde blok is en dagen onderling vergelijkbaar blijven:</w:t>
       </w:r>
     </w:p>
     <w:tbl>
@@ -175,10 +199,10 @@
             <w:tcW w:type="dxa" w:w="2600"/>
             <w:shd w:fill="1F4A2D" w:color="auto" w:val="clear"/>
             <w:tcMar>
-              <w:top w:type="dxa" w:w="60"/>
-              <w:left w:type="dxa" w:w="100"/>
-              <w:bottom w:type="dxa" w:w="60"/>
-              <w:right w:type="dxa" w:w="100"/>
+              <w:top w:type="dxa" w:w="50"/>
+              <w:left w:type="dxa" w:w="90"/>
+              <w:bottom w:type="dxa" w:w="50"/>
+              <w:right w:type="dxa" w:w="90"/>
             </w:tcMar>
           </w:tcPr>
           <w:p>
@@ -199,13 +223,16 @@
             <w:tcW w:type="dxa" w:w="3200"/>
             <w:shd w:fill="1F4A2D" w:color="auto" w:val="clear"/>
             <w:tcMar>
-              <w:top w:type="dxa" w:w="60"/>
-              <w:left w:type="dxa" w:w="100"/>
-              <w:bottom w:type="dxa" w:w="60"/>
-              <w:right w:type="dxa" w:w="100"/>
-            </w:tcMar>
-          </w:tcPr>
-          <w:p>
+              <w:top w:type="dxa" w:w="50"/>
+              <w:left w:type="dxa" w:w="90"/>
+              <w:bottom w:type="dxa" w:w="50"/>
+              <w:right w:type="dxa" w:w="90"/>
+            </w:tcMar>
+          </w:tcPr>
+          <w:p>
+            <w:pPr>
+              <w:jc w:val="center"/>
+            </w:pPr>
             <w:r>
               <w:rPr>
                 <w:b/>
@@ -227,10 +254,10 @@
           <w:tcPr>
             <w:tcW w:type="dxa" w:w="2600"/>
             <w:tcMar>
-              <w:top w:type="dxa" w:w="60"/>
-              <w:left w:type="dxa" w:w="100"/>
-              <w:bottom w:type="dxa" w:w="60"/>
-              <w:right w:type="dxa" w:w="100"/>
+              <w:top w:type="dxa" w:w="50"/>
+              <w:left w:type="dxa" w:w="90"/>
+              <w:bottom w:type="dxa" w:w="50"/>
+              <w:right w:type="dxa" w:w="90"/>
             </w:tcMar>
           </w:tcPr>
           <w:p>
@@ -249,13 +276,16 @@
           <w:tcPr>
             <w:tcW w:type="dxa" w:w="3200"/>
             <w:tcMar>
-              <w:top w:type="dxa" w:w="60"/>
-              <w:left w:type="dxa" w:w="100"/>
-              <w:bottom w:type="dxa" w:w="60"/>
-              <w:right w:type="dxa" w:w="100"/>
-            </w:tcMar>
-          </w:tcPr>
-          <w:p>
+              <w:top w:type="dxa" w:w="50"/>
+              <w:left w:type="dxa" w:w="90"/>
+              <w:bottom w:type="dxa" w:w="50"/>
+              <w:right w:type="dxa" w:w="90"/>
+            </w:tcMar>
+          </w:tcPr>
+          <w:p>
+            <w:pPr>
+              <w:jc w:val="center"/>
+            </w:pPr>
             <w:r>
               <w:rPr>
                 <w:b w:val="false"/>
@@ -276,10 +306,10 @@
           <w:tcPr>
             <w:tcW w:type="dxa" w:w="2600"/>
             <w:tcMar>
-              <w:top w:type="dxa" w:w="60"/>
-              <w:left w:type="dxa" w:w="100"/>
-              <w:bottom w:type="dxa" w:w="60"/>
-              <w:right w:type="dxa" w:w="100"/>
+              <w:top w:type="dxa" w:w="50"/>
+              <w:left w:type="dxa" w:w="90"/>
+              <w:bottom w:type="dxa" w:w="50"/>
+              <w:right w:type="dxa" w:w="90"/>
             </w:tcMar>
           </w:tcPr>
           <w:p>
@@ -298,13 +328,16 @@
           <w:tcPr>
             <w:tcW w:type="dxa" w:w="3200"/>
             <w:tcMar>
-              <w:top w:type="dxa" w:w="60"/>
-              <w:left w:type="dxa" w:w="100"/>
-              <w:bottom w:type="dxa" w:w="60"/>
-              <w:right w:type="dxa" w:w="100"/>
-            </w:tcMar>
-          </w:tcPr>
-          <w:p>
+              <w:top w:type="dxa" w:w="50"/>
+              <w:left w:type="dxa" w:w="90"/>
+              <w:bottom w:type="dxa" w:w="50"/>
+              <w:right w:type="dxa" w:w="90"/>
+            </w:tcMar>
+          </w:tcPr>
+          <w:p>
+            <w:pPr>
+              <w:jc w:val="center"/>
+            </w:pPr>
             <w:r>
               <w:rPr>
                 <w:b w:val="false"/>
@@ -325,10 +358,10 @@
           <w:tcPr>
             <w:tcW w:type="dxa" w:w="2600"/>
             <w:tcMar>
-              <w:top w:type="dxa" w:w="60"/>
-              <w:left w:type="dxa" w:w="100"/>
-              <w:bottom w:type="dxa" w:w="60"/>
-              <w:right w:type="dxa" w:w="100"/>
+              <w:top w:type="dxa" w:w="50"/>
+              <w:left w:type="dxa" w:w="90"/>
+              <w:bottom w:type="dxa" w:w="50"/>
+              <w:right w:type="dxa" w:w="90"/>
             </w:tcMar>
           </w:tcPr>
           <w:p>
@@ -347,13 +380,16 @@
           <w:tcPr>
             <w:tcW w:type="dxa" w:w="3200"/>
             <w:tcMar>
-              <w:top w:type="dxa" w:w="60"/>
-              <w:left w:type="dxa" w:w="100"/>
-              <w:bottom w:type="dxa" w:w="60"/>
-              <w:right w:type="dxa" w:w="100"/>
-            </w:tcMar>
-          </w:tcPr>
-          <w:p>
+              <w:top w:type="dxa" w:w="50"/>
+              <w:left w:type="dxa" w:w="90"/>
+              <w:bottom w:type="dxa" w:w="50"/>
+              <w:right w:type="dxa" w:w="90"/>
+            </w:tcMar>
+          </w:tcPr>
+          <w:p>
+            <w:pPr>
+              <w:jc w:val="center"/>
+            </w:pPr>
             <w:r>
               <w:rPr>
                 <w:b w:val="false"/>
@@ -374,10 +410,10 @@
           <w:tcPr>
             <w:tcW w:type="dxa" w:w="2600"/>
             <w:tcMar>
-              <w:top w:type="dxa" w:w="60"/>
-              <w:left w:type="dxa" w:w="100"/>
-              <w:bottom w:type="dxa" w:w="60"/>
-              <w:right w:type="dxa" w:w="100"/>
+              <w:top w:type="dxa" w:w="50"/>
+              <w:left w:type="dxa" w:w="90"/>
+              <w:bottom w:type="dxa" w:w="50"/>
+              <w:right w:type="dxa" w:w="90"/>
             </w:tcMar>
           </w:tcPr>
           <w:p>
@@ -396,13 +432,16 @@
           <w:tcPr>
             <w:tcW w:type="dxa" w:w="3200"/>
             <w:tcMar>
-              <w:top w:type="dxa" w:w="60"/>
-              <w:left w:type="dxa" w:w="100"/>
-              <w:bottom w:type="dxa" w:w="60"/>
-              <w:right w:type="dxa" w:w="100"/>
-            </w:tcMar>
-          </w:tcPr>
-          <w:p>
+              <w:top w:type="dxa" w:w="50"/>
+              <w:left w:type="dxa" w:w="90"/>
+              <w:bottom w:type="dxa" w:w="50"/>
+              <w:right w:type="dxa" w:w="90"/>
+            </w:tcMar>
+          </w:tcPr>
+          <w:p>
+            <w:pPr>
+              <w:jc w:val="center"/>
+            </w:pPr>
             <w:r>
               <w:rPr>
                 <w:b w:val="false"/>
@@ -423,10 +462,10 @@
           <w:tcPr>
             <w:tcW w:type="dxa" w:w="2600"/>
             <w:tcMar>
-              <w:top w:type="dxa" w:w="60"/>
-              <w:left w:type="dxa" w:w="100"/>
-              <w:bottom w:type="dxa" w:w="60"/>
-              <w:right w:type="dxa" w:w="100"/>
+              <w:top w:type="dxa" w:w="50"/>
+              <w:left w:type="dxa" w:w="90"/>
+              <w:bottom w:type="dxa" w:w="50"/>
+              <w:right w:type="dxa" w:w="90"/>
             </w:tcMar>
           </w:tcPr>
           <w:p>
@@ -445,13 +484,16 @@
           <w:tcPr>
             <w:tcW w:type="dxa" w:w="3200"/>
             <w:tcMar>
-              <w:top w:type="dxa" w:w="60"/>
-              <w:left w:type="dxa" w:w="100"/>
-              <w:bottom w:type="dxa" w:w="60"/>
-              <w:right w:type="dxa" w:w="100"/>
-            </w:tcMar>
-          </w:tcPr>
-          <w:p>
+              <w:top w:type="dxa" w:w="50"/>
+              <w:left w:type="dxa" w:w="90"/>
+              <w:bottom w:type="dxa" w:w="50"/>
+              <w:right w:type="dxa" w:w="90"/>
+            </w:tcMar>
+          </w:tcPr>
+          <w:p>
+            <w:pPr>
+              <w:jc w:val="center"/>
+            </w:pPr>
             <w:r>
               <w:rPr>
                 <w:b w:val="false"/>
@@ -480,7 +522,7 @@
         <w:spacing w:after="60"/>
       </w:pPr>
       <w:r>
-        <w:t xml:space="preserve">Elk dagdeel wordt per zaak bijgesneden op de open uren (uren met drukte &gt; 0). Een dinner-only zaak krijgt dus geen ochtend/lunch; een lunchroom wél ochtend.</w:t>
+        <w:t xml:space="preserve">Elk dagdeel wordt per zaak bijgesneden op de open uren (uren met drukte &gt; 0). Een dinner-only zaak krijgt geen ochtend/lunch; een lunchroom wél ochtend.</w:t>
       </w:r>
     </w:p>
     <w:p>
@@ -493,26 +535,66 @@
         <w:spacing w:after="60"/>
       </w:pPr>
       <w:r>
-        <w:t xml:space="preserve">De celwaarde is het gemiddelde per open uur. Een korter open venster (bijv. lunch die om 12:00 begint) verlaagt de waarde niet, want we delen door het aantal open uren, niet door de venstergrootte.</w:t>
-      </w:r>
-    </w:p>
-    <w:p>
-      <w:pPr>
-        <w:pStyle w:val="ListParagraph"/>
-        <w:numPr>
-          <w:ilvl w:val="0"/>
-          <w:numId w:val="2"/>
-        </w:numPr>
-        <w:spacing w:after="60"/>
-      </w:pPr>
-      <w:r>
-        <w:t xml:space="preserve">Min-dekking: een dagdeel met te weinig open uren telt niet mee (voorkomt ruis van een sliver van 1 uur).</w:t>
+        <w:t xml:space="preserve">De celwaarde is het gemiddelde per open uur.</w:t>
+      </w:r>
+    </w:p>
+    <w:p>
+      <w:pPr>
+        <w:spacing w:after="120"/>
+      </w:pPr>
+      <w:r>
+        <w:rPr>
+          <w:b/>
+          <w:bCs/>
+        </w:rPr>
+        <w:t xml:space="preserve">Rekenvoorbeeld — waarom “per open uur”: </w:t>
+      </w:r>
+      <w:r>
+        <w:t xml:space="preserve">stel de zaak opent om 12:00, dus binnen het lunch-venster (11–14) zijn alleen 12u en 13u open, met drukte 30 en 55.</w:t>
+      </w:r>
+    </w:p>
+    <w:p>
+      <w:pPr>
+        <w:spacing w:after="40"/>
+        <w:ind w:left="240"/>
+      </w:pPr>
+      <w:r>
+        <w:rPr>
+          <w:rFonts w:ascii="Consolas" w:cs="Consolas" w:eastAsia="Consolas" w:hAnsi="Consolas"/>
+          <w:color w:val="18181B"/>
+          <w:sz w:val="20"/>
+          <w:szCs w:val="20"/>
+        </w:rPr>
+        <w:t xml:space="preserve">Goed (delen door open uren):   (30 + 55) / 2  = 42,5</w:t>
+      </w:r>
+    </w:p>
+    <w:p>
+      <w:pPr>
+        <w:spacing w:after="40"/>
+        <w:ind w:left="240"/>
+      </w:pPr>
+      <w:r>
+        <w:rPr>
+          <w:rFonts w:ascii="Consolas" w:cs="Consolas" w:eastAsia="Consolas" w:hAnsi="Consolas"/>
+          <w:color w:val="18181B"/>
+          <w:sz w:val="20"/>
+          <w:szCs w:val="20"/>
+        </w:rPr>
+        <w:t xml:space="preserve">Fout (dicht uur als 0):        (0 + 30 + 55) / 3 = 28,3</w:t>
+      </w:r>
+    </w:p>
+    <w:p>
+      <w:pPr>
+        <w:spacing w:after="120"/>
+      </w:pPr>
+      <w:r>
+        <w:t xml:space="preserve">Delen door het aantal open uren houdt de waarde eerlijk; een korter venster verlaagt de drukte niet kunstmatig. Een dagdeel met te weinig open uren (min-dekking) telt niet mee, tegen ruis.</w:t>
       </w:r>
     </w:p>
     <w:p>
       <w:pPr>
         <w:pStyle w:val="Heading1"/>
-        <w:spacing w:after="140" w:before="320"/>
+        <w:spacing w:after="140" w:before="340"/>
       </w:pPr>
       <w:r>
         <w:rPr>
@@ -520,7 +602,7 @@
           <w:bCs/>
           <w:color w:val="1F4A2D"/>
         </w:rPr>
-        <w:t xml:space="preserve">4. De rekenwijze</w:t>
+        <w:t xml:space="preserve">4. De rekenwijze, volledig uitgerekend</w:t>
       </w:r>
     </w:p>
     <w:p>
@@ -528,80 +610,12 @@
         <w:spacing w:after="120"/>
       </w:pPr>
       <w:r>
-        <w:t xml:space="preserve">Per zaak ontstaat zo een rooster: rijen = weekdagen, kolommen = dagdelen, waarde = gemiddelde drukte per open uur. Daaruit halen we de “verwachting” en de “afwijking”:</w:t>
-      </w:r>
-    </w:p>
-    <w:p>
-      <w:pPr>
-        <w:pStyle w:val="ListParagraph"/>
-        <w:numPr>
-          <w:ilvl w:val="0"/>
-          <w:numId w:val="3"/>
-        </w:numPr>
-        <w:spacing w:after="80"/>
-      </w:pPr>
-      <w:r>
-        <w:t xml:space="preserve">Robuuste ontleding (median polish). We splitsen het rooster in: een basisniveau + een effect per weekdag + een effect per dagdeel. Dat gebeurt met medianen (niet met gemiddelden), zodat één uitschieter de baseline niet vervuilt.</w:t>
-      </w:r>
-    </w:p>
-    <w:p>
-      <w:pPr>
-        <w:pStyle w:val="ListParagraph"/>
-        <w:numPr>
-          <w:ilvl w:val="0"/>
-          <w:numId w:val="3"/>
-        </w:numPr>
-        <w:spacing w:after="80"/>
-      </w:pPr>
-      <w:r>
-        <w:t xml:space="preserve">Verwachting per cel = basisniveau + weekdag-effect + dagdeel-effect. Dit is wat je </w:t>
-      </w:r>
-      <w:r>
-        <w:rPr>
-          <w:i/>
-          <w:iCs/>
-        </w:rPr>
-        <w:t xml:space="preserve">voor deze zaak</w:t>
-      </w:r>
-      <w:r>
-        <w:t xml:space="preserve"> op dat moment zou verwachten — met het weekdag- én dagdeel-effect er al in verrekend.</w:t>
-      </w:r>
-    </w:p>
-    <w:p>
-      <w:pPr>
-        <w:pStyle w:val="ListParagraph"/>
-        <w:numPr>
-          <w:ilvl w:val="0"/>
-          <w:numId w:val="3"/>
-        </w:numPr>
-        <w:spacing w:after="80"/>
-      </w:pPr>
-      <w:r>
-        <w:rPr>
-          <w:b/>
-          <w:bCs/>
-        </w:rPr>
-        <w:t xml:space="preserve">Afwijking = werkelijk − verwacht.</w:t>
-      </w:r>
-      <w:r>
-        <w:t xml:space="preserve"> Een negatieve afwijking betekent: rustiger dan je zou verwachten voor die weekdag én dat dagdeel.</w:t>
-      </w:r>
-    </w:p>
-    <w:p>
-      <w:pPr>
-        <w:spacing w:after="120"/>
-      </w:pPr>
-      <w:r>
-        <w:rPr>
-          <w:b w:val="false"/>
-          <w:bCs w:val="false"/>
-        </w:rPr>
-        <w:t xml:space="preserve">Voorbeeld (verwachte drukte per dagdeel; illustratief):</w:t>
+        <w:t xml:space="preserve">Per zaak ontstaat een rooster: rijen = weekdagen, kolommen = dagdelen, waarde = gemiddelde drukte per open uur. We nemen als voorbeeld een zaak die elke dag 11:00–23:00 open is.</w:t>
       </w:r>
     </w:p>
     <w:tbl>
       <w:tblPr>
-        <w:tblW w:type="dxa" w:w="8200"/>
+        <w:tblW w:type="dxa" w:w="8100"/>
         <w:tblBorders>
           <w:top w:val="single" w:color="auto" w:sz="4"/>
           <w:left w:val="single" w:color="auto" w:sz="4"/>
@@ -612,7 +626,1709 @@
         </w:tblBorders>
       </w:tblPr>
       <w:tblGrid>
-        <w:gridCol w:w="2200"/>
+        <w:gridCol w:w="1900"/>
+        <w:gridCol w:w="1200"/>
+        <w:gridCol w:w="1200"/>
+        <w:gridCol w:w="1200"/>
+        <w:gridCol w:w="1200"/>
+        <w:gridCol w:w="1400"/>
+      </w:tblGrid>
+      <w:tr>
+        <w:trPr>
+          <w:tblHeader/>
+        </w:trPr>
+        <w:tc>
+          <w:tcPr>
+            <w:tcW w:type="dxa" w:w="1900"/>
+            <w:shd w:fill="1F4A2D" w:color="auto" w:val="clear"/>
+            <w:tcMar>
+              <w:top w:type="dxa" w:w="50"/>
+              <w:left w:type="dxa" w:w="90"/>
+              <w:bottom w:type="dxa" w:w="50"/>
+              <w:right w:type="dxa" w:w="90"/>
+            </w:tcMar>
+          </w:tcPr>
+          <w:p>
+            <w:r>
+              <w:rPr>
+                <w:b/>
+                <w:bCs/>
+                <w:color w:val="FFFFFF"/>
+                <w:sz w:val="20"/>
+                <w:szCs w:val="20"/>
+              </w:rPr>
+              <w:t xml:space="preserve"/>
+            </w:r>
+          </w:p>
+        </w:tc>
+        <w:tc>
+          <w:tcPr>
+            <w:tcW w:type="dxa" w:w="1200"/>
+            <w:shd w:fill="1F4A2D" w:color="auto" w:val="clear"/>
+            <w:tcMar>
+              <w:top w:type="dxa" w:w="50"/>
+              <w:left w:type="dxa" w:w="90"/>
+              <w:bottom w:type="dxa" w:w="50"/>
+              <w:right w:type="dxa" w:w="90"/>
+            </w:tcMar>
+          </w:tcPr>
+          <w:p>
+            <w:pPr>
+              <w:jc w:val="center"/>
+            </w:pPr>
+            <w:r>
+              <w:rPr>
+                <w:b/>
+                <w:bCs/>
+                <w:color w:val="FFFFFF"/>
+                <w:sz w:val="20"/>
+                <w:szCs w:val="20"/>
+              </w:rPr>
+              <w:t xml:space="preserve">lunch</w:t>
+            </w:r>
+          </w:p>
+        </w:tc>
+        <w:tc>
+          <w:tcPr>
+            <w:tcW w:type="dxa" w:w="1200"/>
+            <w:shd w:fill="1F4A2D" w:color="auto" w:val="clear"/>
+            <w:tcMar>
+              <w:top w:type="dxa" w:w="50"/>
+              <w:left w:type="dxa" w:w="90"/>
+              <w:bottom w:type="dxa" w:w="50"/>
+              <w:right w:type="dxa" w:w="90"/>
+            </w:tcMar>
+          </w:tcPr>
+          <w:p>
+            <w:pPr>
+              <w:jc w:val="center"/>
+            </w:pPr>
+            <w:r>
+              <w:rPr>
+                <w:b/>
+                <w:bCs/>
+                <w:color w:val="FFFFFF"/>
+                <w:sz w:val="20"/>
+                <w:szCs w:val="20"/>
+              </w:rPr>
+              <w:t xml:space="preserve">middag</w:t>
+            </w:r>
+          </w:p>
+        </w:tc>
+        <w:tc>
+          <w:tcPr>
+            <w:tcW w:type="dxa" w:w="1200"/>
+            <w:shd w:fill="1F4A2D" w:color="auto" w:val="clear"/>
+            <w:tcMar>
+              <w:top w:type="dxa" w:w="50"/>
+              <w:left w:type="dxa" w:w="90"/>
+              <w:bottom w:type="dxa" w:w="50"/>
+              <w:right w:type="dxa" w:w="90"/>
+            </w:tcMar>
+          </w:tcPr>
+          <w:p>
+            <w:pPr>
+              <w:jc w:val="center"/>
+            </w:pPr>
+            <w:r>
+              <w:rPr>
+                <w:b/>
+                <w:bCs/>
+                <w:color w:val="FFFFFF"/>
+                <w:sz w:val="20"/>
+                <w:szCs w:val="20"/>
+              </w:rPr>
+              <w:t xml:space="preserve">diner</w:t>
+            </w:r>
+          </w:p>
+        </w:tc>
+        <w:tc>
+          <w:tcPr>
+            <w:tcW w:type="dxa" w:w="1200"/>
+            <w:shd w:fill="1F4A2D" w:color="auto" w:val="clear"/>
+            <w:tcMar>
+              <w:top w:type="dxa" w:w="50"/>
+              <w:left w:type="dxa" w:w="90"/>
+              <w:bottom w:type="dxa" w:w="50"/>
+              <w:right w:type="dxa" w:w="90"/>
+            </w:tcMar>
+          </w:tcPr>
+          <w:p>
+            <w:pPr>
+              <w:jc w:val="center"/>
+            </w:pPr>
+            <w:r>
+              <w:rPr>
+                <w:b/>
+                <w:bCs/>
+                <w:color w:val="FFFFFF"/>
+                <w:sz w:val="20"/>
+                <w:szCs w:val="20"/>
+              </w:rPr>
+              <w:t xml:space="preserve">avond</w:t>
+            </w:r>
+          </w:p>
+        </w:tc>
+        <w:tc>
+          <w:tcPr>
+            <w:tcW w:type="dxa" w:w="1400"/>
+            <w:shd w:fill="1F4A2D" w:color="auto" w:val="clear"/>
+            <w:tcMar>
+              <w:top w:type="dxa" w:w="50"/>
+              <w:left w:type="dxa" w:w="90"/>
+              <w:bottom w:type="dxa" w:w="50"/>
+              <w:right w:type="dxa" w:w="90"/>
+            </w:tcMar>
+          </w:tcPr>
+          <w:p>
+            <w:r>
+              <w:rPr>
+                <w:b/>
+                <w:bCs/>
+                <w:color w:val="FFFFFF"/>
+                <w:sz w:val="20"/>
+                <w:szCs w:val="20"/>
+              </w:rPr>
+              <w:t xml:space="preserve">rij-gem.</w:t>
+            </w:r>
+          </w:p>
+        </w:tc>
+      </w:tr>
+      <w:tr>
+        <w:trPr>
+          <w:tblHeader w:val="false"/>
+        </w:trPr>
+        <w:tc>
+          <w:tcPr>
+            <w:tcW w:type="dxa" w:w="1900"/>
+            <w:tcMar>
+              <w:top w:type="dxa" w:w="50"/>
+              <w:left w:type="dxa" w:w="90"/>
+              <w:bottom w:type="dxa" w:w="50"/>
+              <w:right w:type="dxa" w:w="90"/>
+            </w:tcMar>
+          </w:tcPr>
+          <w:p>
+            <w:r>
+              <w:rPr>
+                <w:b w:val="false"/>
+                <w:bCs w:val="false"/>
+                <w:sz w:val="20"/>
+                <w:szCs w:val="20"/>
+              </w:rPr>
+              <w:t xml:space="preserve">maandag</w:t>
+            </w:r>
+          </w:p>
+        </w:tc>
+        <w:tc>
+          <w:tcPr>
+            <w:tcW w:type="dxa" w:w="1200"/>
+            <w:tcMar>
+              <w:top w:type="dxa" w:w="50"/>
+              <w:left w:type="dxa" w:w="90"/>
+              <w:bottom w:type="dxa" w:w="50"/>
+              <w:right w:type="dxa" w:w="90"/>
+            </w:tcMar>
+          </w:tcPr>
+          <w:p>
+            <w:pPr>
+              <w:jc w:val="center"/>
+            </w:pPr>
+            <w:r>
+              <w:rPr>
+                <w:b w:val="false"/>
+                <w:bCs w:val="false"/>
+                <w:sz w:val="20"/>
+                <w:szCs w:val="20"/>
+              </w:rPr>
+              <w:t xml:space="preserve">35</w:t>
+            </w:r>
+          </w:p>
+        </w:tc>
+        <w:tc>
+          <w:tcPr>
+            <w:tcW w:type="dxa" w:w="1200"/>
+            <w:tcMar>
+              <w:top w:type="dxa" w:w="50"/>
+              <w:left w:type="dxa" w:w="90"/>
+              <w:bottom w:type="dxa" w:w="50"/>
+              <w:right w:type="dxa" w:w="90"/>
+            </w:tcMar>
+          </w:tcPr>
+          <w:p>
+            <w:pPr>
+              <w:jc w:val="center"/>
+            </w:pPr>
+            <w:r>
+              <w:rPr>
+                <w:b w:val="false"/>
+                <w:bCs w:val="false"/>
+                <w:sz w:val="20"/>
+                <w:szCs w:val="20"/>
+              </w:rPr>
+              <w:t xml:space="preserve">30</w:t>
+            </w:r>
+          </w:p>
+        </w:tc>
+        <w:tc>
+          <w:tcPr>
+            <w:tcW w:type="dxa" w:w="1200"/>
+            <w:tcMar>
+              <w:top w:type="dxa" w:w="50"/>
+              <w:left w:type="dxa" w:w="90"/>
+              <w:bottom w:type="dxa" w:w="50"/>
+              <w:right w:type="dxa" w:w="90"/>
+            </w:tcMar>
+          </w:tcPr>
+          <w:p>
+            <w:pPr>
+              <w:jc w:val="center"/>
+            </w:pPr>
+            <w:r>
+              <w:rPr>
+                <w:b w:val="false"/>
+                <w:bCs w:val="false"/>
+                <w:sz w:val="20"/>
+                <w:szCs w:val="20"/>
+              </w:rPr>
+              <w:t xml:space="preserve">55</w:t>
+            </w:r>
+          </w:p>
+        </w:tc>
+        <w:tc>
+          <w:tcPr>
+            <w:tcW w:type="dxa" w:w="1200"/>
+            <w:tcMar>
+              <w:top w:type="dxa" w:w="50"/>
+              <w:left w:type="dxa" w:w="90"/>
+              <w:bottom w:type="dxa" w:w="50"/>
+              <w:right w:type="dxa" w:w="90"/>
+            </w:tcMar>
+          </w:tcPr>
+          <w:p>
+            <w:pPr>
+              <w:jc w:val="center"/>
+            </w:pPr>
+            <w:r>
+              <w:rPr>
+                <w:b w:val="false"/>
+                <w:bCs w:val="false"/>
+                <w:sz w:val="20"/>
+                <w:szCs w:val="20"/>
+              </w:rPr>
+              <w:t xml:space="preserve">45</w:t>
+            </w:r>
+          </w:p>
+        </w:tc>
+        <w:tc>
+          <w:tcPr>
+            <w:tcW w:type="dxa" w:w="1400"/>
+            <w:tcMar>
+              <w:top w:type="dxa" w:w="50"/>
+              <w:left w:type="dxa" w:w="90"/>
+              <w:bottom w:type="dxa" w:w="50"/>
+              <w:right w:type="dxa" w:w="90"/>
+            </w:tcMar>
+          </w:tcPr>
+          <w:p>
+            <w:r>
+              <w:rPr>
+                <w:b/>
+                <w:bCs/>
+                <w:sz w:val="20"/>
+                <w:szCs w:val="20"/>
+              </w:rPr>
+              <w:t xml:space="preserve">41,3</w:t>
+            </w:r>
+          </w:p>
+        </w:tc>
+      </w:tr>
+      <w:tr>
+        <w:trPr>
+          <w:tblHeader w:val="false"/>
+        </w:trPr>
+        <w:tc>
+          <w:tcPr>
+            <w:tcW w:type="dxa" w:w="1900"/>
+            <w:tcMar>
+              <w:top w:type="dxa" w:w="50"/>
+              <w:left w:type="dxa" w:w="90"/>
+              <w:bottom w:type="dxa" w:w="50"/>
+              <w:right w:type="dxa" w:w="90"/>
+            </w:tcMar>
+          </w:tcPr>
+          <w:p>
+            <w:r>
+              <w:rPr>
+                <w:b w:val="false"/>
+                <w:bCs w:val="false"/>
+                <w:sz w:val="20"/>
+                <w:szCs w:val="20"/>
+              </w:rPr>
+              <w:t xml:space="preserve">dinsdag</w:t>
+            </w:r>
+          </w:p>
+        </w:tc>
+        <w:tc>
+          <w:tcPr>
+            <w:tcW w:type="dxa" w:w="1200"/>
+            <w:tcMar>
+              <w:top w:type="dxa" w:w="50"/>
+              <w:left w:type="dxa" w:w="90"/>
+              <w:bottom w:type="dxa" w:w="50"/>
+              <w:right w:type="dxa" w:w="90"/>
+            </w:tcMar>
+          </w:tcPr>
+          <w:p>
+            <w:pPr>
+              <w:jc w:val="center"/>
+            </w:pPr>
+            <w:r>
+              <w:rPr>
+                <w:b w:val="false"/>
+                <w:bCs w:val="false"/>
+                <w:sz w:val="20"/>
+                <w:szCs w:val="20"/>
+              </w:rPr>
+              <w:t xml:space="preserve">35</w:t>
+            </w:r>
+          </w:p>
+        </w:tc>
+        <w:tc>
+          <w:tcPr>
+            <w:tcW w:type="dxa" w:w="1200"/>
+            <w:tcMar>
+              <w:top w:type="dxa" w:w="50"/>
+              <w:left w:type="dxa" w:w="90"/>
+              <w:bottom w:type="dxa" w:w="50"/>
+              <w:right w:type="dxa" w:w="90"/>
+            </w:tcMar>
+          </w:tcPr>
+          <w:p>
+            <w:pPr>
+              <w:jc w:val="center"/>
+            </w:pPr>
+            <w:r>
+              <w:rPr>
+                <w:b w:val="false"/>
+                <w:bCs w:val="false"/>
+                <w:sz w:val="20"/>
+                <w:szCs w:val="20"/>
+              </w:rPr>
+              <w:t xml:space="preserve">30</w:t>
+            </w:r>
+          </w:p>
+        </w:tc>
+        <w:tc>
+          <w:tcPr>
+            <w:tcW w:type="dxa" w:w="1200"/>
+            <w:tcMar>
+              <w:top w:type="dxa" w:w="50"/>
+              <w:left w:type="dxa" w:w="90"/>
+              <w:bottom w:type="dxa" w:w="50"/>
+              <w:right w:type="dxa" w:w="90"/>
+            </w:tcMar>
+          </w:tcPr>
+          <w:p>
+            <w:pPr>
+              <w:jc w:val="center"/>
+            </w:pPr>
+            <w:r>
+              <w:rPr>
+                <w:b w:val="false"/>
+                <w:bCs w:val="false"/>
+                <w:sz w:val="20"/>
+                <w:szCs w:val="20"/>
+              </w:rPr>
+              <w:t xml:space="preserve">60</w:t>
+            </w:r>
+          </w:p>
+        </w:tc>
+        <w:tc>
+          <w:tcPr>
+            <w:tcW w:type="dxa" w:w="1200"/>
+            <w:tcMar>
+              <w:top w:type="dxa" w:w="50"/>
+              <w:left w:type="dxa" w:w="90"/>
+              <w:bottom w:type="dxa" w:w="50"/>
+              <w:right w:type="dxa" w:w="90"/>
+            </w:tcMar>
+          </w:tcPr>
+          <w:p>
+            <w:pPr>
+              <w:jc w:val="center"/>
+            </w:pPr>
+            <w:r>
+              <w:rPr>
+                <w:b w:val="false"/>
+                <w:bCs w:val="false"/>
+                <w:sz w:val="20"/>
+                <w:szCs w:val="20"/>
+              </w:rPr>
+              <w:t xml:space="preserve">50</w:t>
+            </w:r>
+          </w:p>
+        </w:tc>
+        <w:tc>
+          <w:tcPr>
+            <w:tcW w:type="dxa" w:w="1400"/>
+            <w:tcMar>
+              <w:top w:type="dxa" w:w="50"/>
+              <w:left w:type="dxa" w:w="90"/>
+              <w:bottom w:type="dxa" w:w="50"/>
+              <w:right w:type="dxa" w:w="90"/>
+            </w:tcMar>
+          </w:tcPr>
+          <w:p>
+            <w:r>
+              <w:rPr>
+                <w:b/>
+                <w:bCs/>
+                <w:sz w:val="20"/>
+                <w:szCs w:val="20"/>
+              </w:rPr>
+              <w:t xml:space="preserve">43,8</w:t>
+            </w:r>
+          </w:p>
+        </w:tc>
+      </w:tr>
+      <w:tr>
+        <w:trPr>
+          <w:tblHeader w:val="false"/>
+        </w:trPr>
+        <w:tc>
+          <w:tcPr>
+            <w:tcW w:type="dxa" w:w="1900"/>
+            <w:tcMar>
+              <w:top w:type="dxa" w:w="50"/>
+              <w:left w:type="dxa" w:w="90"/>
+              <w:bottom w:type="dxa" w:w="50"/>
+              <w:right w:type="dxa" w:w="90"/>
+            </w:tcMar>
+          </w:tcPr>
+          <w:p>
+            <w:r>
+              <w:rPr>
+                <w:b w:val="false"/>
+                <w:bCs w:val="false"/>
+                <w:sz w:val="20"/>
+                <w:szCs w:val="20"/>
+              </w:rPr>
+              <w:t xml:space="preserve">woensdag</w:t>
+            </w:r>
+          </w:p>
+        </w:tc>
+        <w:tc>
+          <w:tcPr>
+            <w:tcW w:type="dxa" w:w="1200"/>
+            <w:tcMar>
+              <w:top w:type="dxa" w:w="50"/>
+              <w:left w:type="dxa" w:w="90"/>
+              <w:bottom w:type="dxa" w:w="50"/>
+              <w:right w:type="dxa" w:w="90"/>
+            </w:tcMar>
+          </w:tcPr>
+          <w:p>
+            <w:pPr>
+              <w:jc w:val="center"/>
+            </w:pPr>
+            <w:r>
+              <w:rPr>
+                <w:b w:val="false"/>
+                <w:bCs w:val="false"/>
+                <w:sz w:val="20"/>
+                <w:szCs w:val="20"/>
+              </w:rPr>
+              <w:t xml:space="preserve">40</w:t>
+            </w:r>
+          </w:p>
+        </w:tc>
+        <w:tc>
+          <w:tcPr>
+            <w:tcW w:type="dxa" w:w="1200"/>
+            <w:tcMar>
+              <w:top w:type="dxa" w:w="50"/>
+              <w:left w:type="dxa" w:w="90"/>
+              <w:bottom w:type="dxa" w:w="50"/>
+              <w:right w:type="dxa" w:w="90"/>
+            </w:tcMar>
+          </w:tcPr>
+          <w:p>
+            <w:pPr>
+              <w:jc w:val="center"/>
+            </w:pPr>
+            <w:r>
+              <w:rPr>
+                <w:b w:val="false"/>
+                <w:bCs w:val="false"/>
+                <w:sz w:val="20"/>
+                <w:szCs w:val="20"/>
+              </w:rPr>
+              <w:t xml:space="preserve">35</w:t>
+            </w:r>
+          </w:p>
+        </w:tc>
+        <w:tc>
+          <w:tcPr>
+            <w:tcW w:type="dxa" w:w="1200"/>
+            <w:tcMar>
+              <w:top w:type="dxa" w:w="50"/>
+              <w:left w:type="dxa" w:w="90"/>
+              <w:bottom w:type="dxa" w:w="50"/>
+              <w:right w:type="dxa" w:w="90"/>
+            </w:tcMar>
+          </w:tcPr>
+          <w:p>
+            <w:pPr>
+              <w:jc w:val="center"/>
+            </w:pPr>
+            <w:r>
+              <w:rPr>
+                <w:b w:val="false"/>
+                <w:bCs w:val="false"/>
+                <w:sz w:val="20"/>
+                <w:szCs w:val="20"/>
+              </w:rPr>
+              <w:t xml:space="preserve">65</w:t>
+            </w:r>
+          </w:p>
+        </w:tc>
+        <w:tc>
+          <w:tcPr>
+            <w:tcW w:type="dxa" w:w="1200"/>
+            <w:tcMar>
+              <w:top w:type="dxa" w:w="50"/>
+              <w:left w:type="dxa" w:w="90"/>
+              <w:bottom w:type="dxa" w:w="50"/>
+              <w:right w:type="dxa" w:w="90"/>
+            </w:tcMar>
+          </w:tcPr>
+          <w:p>
+            <w:pPr>
+              <w:jc w:val="center"/>
+            </w:pPr>
+            <w:r>
+              <w:rPr>
+                <w:b w:val="false"/>
+                <w:bCs w:val="false"/>
+                <w:sz w:val="20"/>
+                <w:szCs w:val="20"/>
+              </w:rPr>
+              <w:t xml:space="preserve">50</w:t>
+            </w:r>
+          </w:p>
+        </w:tc>
+        <w:tc>
+          <w:tcPr>
+            <w:tcW w:type="dxa" w:w="1400"/>
+            <w:tcMar>
+              <w:top w:type="dxa" w:w="50"/>
+              <w:left w:type="dxa" w:w="90"/>
+              <w:bottom w:type="dxa" w:w="50"/>
+              <w:right w:type="dxa" w:w="90"/>
+            </w:tcMar>
+          </w:tcPr>
+          <w:p>
+            <w:r>
+              <w:rPr>
+                <w:b/>
+                <w:bCs/>
+                <w:sz w:val="20"/>
+                <w:szCs w:val="20"/>
+              </w:rPr>
+              <w:t xml:space="preserve">47,5</w:t>
+            </w:r>
+          </w:p>
+        </w:tc>
+      </w:tr>
+      <w:tr>
+        <w:trPr>
+          <w:tblHeader w:val="false"/>
+        </w:trPr>
+        <w:tc>
+          <w:tcPr>
+            <w:tcW w:type="dxa" w:w="1900"/>
+            <w:tcMar>
+              <w:top w:type="dxa" w:w="50"/>
+              <w:left w:type="dxa" w:w="90"/>
+              <w:bottom w:type="dxa" w:w="50"/>
+              <w:right w:type="dxa" w:w="90"/>
+            </w:tcMar>
+          </w:tcPr>
+          <w:p>
+            <w:r>
+              <w:rPr>
+                <w:b w:val="false"/>
+                <w:bCs w:val="false"/>
+                <w:sz w:val="20"/>
+                <w:szCs w:val="20"/>
+              </w:rPr>
+              <w:t xml:space="preserve">donderdag</w:t>
+            </w:r>
+          </w:p>
+        </w:tc>
+        <w:tc>
+          <w:tcPr>
+            <w:tcW w:type="dxa" w:w="1200"/>
+            <w:tcMar>
+              <w:top w:type="dxa" w:w="50"/>
+              <w:left w:type="dxa" w:w="90"/>
+              <w:bottom w:type="dxa" w:w="50"/>
+              <w:right w:type="dxa" w:w="90"/>
+            </w:tcMar>
+          </w:tcPr>
+          <w:p>
+            <w:pPr>
+              <w:jc w:val="center"/>
+            </w:pPr>
+            <w:r>
+              <w:rPr>
+                <w:b w:val="false"/>
+                <w:bCs w:val="false"/>
+                <w:sz w:val="20"/>
+                <w:szCs w:val="20"/>
+              </w:rPr>
+              <w:t xml:space="preserve">45</w:t>
+            </w:r>
+          </w:p>
+        </w:tc>
+        <w:tc>
+          <w:tcPr>
+            <w:tcW w:type="dxa" w:w="1200"/>
+            <w:shd w:fill="FCE9D6" w:color="auto" w:val="clear"/>
+            <w:tcMar>
+              <w:top w:type="dxa" w:w="50"/>
+              <w:left w:type="dxa" w:w="90"/>
+              <w:bottom w:type="dxa" w:w="50"/>
+              <w:right w:type="dxa" w:w="90"/>
+            </w:tcMar>
+          </w:tcPr>
+          <w:p>
+            <w:r>
+              <w:rPr>
+                <w:b/>
+                <w:bCs/>
+                <w:sz w:val="20"/>
+                <w:szCs w:val="20"/>
+              </w:rPr>
+              <w:t xml:space="preserve">20</w:t>
+            </w:r>
+          </w:p>
+        </w:tc>
+        <w:tc>
+          <w:tcPr>
+            <w:tcW w:type="dxa" w:w="1200"/>
+            <w:tcMar>
+              <w:top w:type="dxa" w:w="50"/>
+              <w:left w:type="dxa" w:w="90"/>
+              <w:bottom w:type="dxa" w:w="50"/>
+              <w:right w:type="dxa" w:w="90"/>
+            </w:tcMar>
+          </w:tcPr>
+          <w:p>
+            <w:pPr>
+              <w:jc w:val="center"/>
+            </w:pPr>
+            <w:r>
+              <w:rPr>
+                <w:b w:val="false"/>
+                <w:bCs w:val="false"/>
+                <w:sz w:val="20"/>
+                <w:szCs w:val="20"/>
+              </w:rPr>
+              <w:t xml:space="preserve">70</w:t>
+            </w:r>
+          </w:p>
+        </w:tc>
+        <w:tc>
+          <w:tcPr>
+            <w:tcW w:type="dxa" w:w="1200"/>
+            <w:tcMar>
+              <w:top w:type="dxa" w:w="50"/>
+              <w:left w:type="dxa" w:w="90"/>
+              <w:bottom w:type="dxa" w:w="50"/>
+              <w:right w:type="dxa" w:w="90"/>
+            </w:tcMar>
+          </w:tcPr>
+          <w:p>
+            <w:pPr>
+              <w:jc w:val="center"/>
+            </w:pPr>
+            <w:r>
+              <w:rPr>
+                <w:b w:val="false"/>
+                <w:bCs w:val="false"/>
+                <w:sz w:val="20"/>
+                <w:szCs w:val="20"/>
+              </w:rPr>
+              <w:t xml:space="preserve">55</w:t>
+            </w:r>
+          </w:p>
+        </w:tc>
+        <w:tc>
+          <w:tcPr>
+            <w:tcW w:type="dxa" w:w="1400"/>
+            <w:tcMar>
+              <w:top w:type="dxa" w:w="50"/>
+              <w:left w:type="dxa" w:w="90"/>
+              <w:bottom w:type="dxa" w:w="50"/>
+              <w:right w:type="dxa" w:w="90"/>
+            </w:tcMar>
+          </w:tcPr>
+          <w:p>
+            <w:r>
+              <w:rPr>
+                <w:b/>
+                <w:bCs/>
+                <w:sz w:val="20"/>
+                <w:szCs w:val="20"/>
+              </w:rPr>
+              <w:t xml:space="preserve">47,5</w:t>
+            </w:r>
+          </w:p>
+        </w:tc>
+      </w:tr>
+      <w:tr>
+        <w:trPr>
+          <w:tblHeader w:val="false"/>
+        </w:trPr>
+        <w:tc>
+          <w:tcPr>
+            <w:tcW w:type="dxa" w:w="1900"/>
+            <w:tcMar>
+              <w:top w:type="dxa" w:w="50"/>
+              <w:left w:type="dxa" w:w="90"/>
+              <w:bottom w:type="dxa" w:w="50"/>
+              <w:right w:type="dxa" w:w="90"/>
+            </w:tcMar>
+          </w:tcPr>
+          <w:p>
+            <w:r>
+              <w:rPr>
+                <w:b w:val="false"/>
+                <w:bCs w:val="false"/>
+                <w:sz w:val="20"/>
+                <w:szCs w:val="20"/>
+              </w:rPr>
+              <w:t xml:space="preserve">vrijdag</w:t>
+            </w:r>
+          </w:p>
+        </w:tc>
+        <w:tc>
+          <w:tcPr>
+            <w:tcW w:type="dxa" w:w="1200"/>
+            <w:tcMar>
+              <w:top w:type="dxa" w:w="50"/>
+              <w:left w:type="dxa" w:w="90"/>
+              <w:bottom w:type="dxa" w:w="50"/>
+              <w:right w:type="dxa" w:w="90"/>
+            </w:tcMar>
+          </w:tcPr>
+          <w:p>
+            <w:pPr>
+              <w:jc w:val="center"/>
+            </w:pPr>
+            <w:r>
+              <w:rPr>
+                <w:b w:val="false"/>
+                <w:bCs w:val="false"/>
+                <w:sz w:val="20"/>
+                <w:szCs w:val="20"/>
+              </w:rPr>
+              <w:t xml:space="preserve">50</w:t>
+            </w:r>
+          </w:p>
+        </w:tc>
+        <w:tc>
+          <w:tcPr>
+            <w:tcW w:type="dxa" w:w="1200"/>
+            <w:tcMar>
+              <w:top w:type="dxa" w:w="50"/>
+              <w:left w:type="dxa" w:w="90"/>
+              <w:bottom w:type="dxa" w:w="50"/>
+              <w:right w:type="dxa" w:w="90"/>
+            </w:tcMar>
+          </w:tcPr>
+          <w:p>
+            <w:pPr>
+              <w:jc w:val="center"/>
+            </w:pPr>
+            <w:r>
+              <w:rPr>
+                <w:b w:val="false"/>
+                <w:bCs w:val="false"/>
+                <w:sz w:val="20"/>
+                <w:szCs w:val="20"/>
+              </w:rPr>
+              <w:t xml:space="preserve">45</w:t>
+            </w:r>
+          </w:p>
+        </w:tc>
+        <w:tc>
+          <w:tcPr>
+            <w:tcW w:type="dxa" w:w="1200"/>
+            <w:tcMar>
+              <w:top w:type="dxa" w:w="50"/>
+              <w:left w:type="dxa" w:w="90"/>
+              <w:bottom w:type="dxa" w:w="50"/>
+              <w:right w:type="dxa" w:w="90"/>
+            </w:tcMar>
+          </w:tcPr>
+          <w:p>
+            <w:pPr>
+              <w:jc w:val="center"/>
+            </w:pPr>
+            <w:r>
+              <w:rPr>
+                <w:b w:val="false"/>
+                <w:bCs w:val="false"/>
+                <w:sz w:val="20"/>
+                <w:szCs w:val="20"/>
+              </w:rPr>
+              <w:t xml:space="preserve">80</w:t>
+            </w:r>
+          </w:p>
+        </w:tc>
+        <w:tc>
+          <w:tcPr>
+            <w:tcW w:type="dxa" w:w="1200"/>
+            <w:tcMar>
+              <w:top w:type="dxa" w:w="50"/>
+              <w:left w:type="dxa" w:w="90"/>
+              <w:bottom w:type="dxa" w:w="50"/>
+              <w:right w:type="dxa" w:w="90"/>
+            </w:tcMar>
+          </w:tcPr>
+          <w:p>
+            <w:pPr>
+              <w:jc w:val="center"/>
+            </w:pPr>
+            <w:r>
+              <w:rPr>
+                <w:b w:val="false"/>
+                <w:bCs w:val="false"/>
+                <w:sz w:val="20"/>
+                <w:szCs w:val="20"/>
+              </w:rPr>
+              <w:t xml:space="preserve">65</w:t>
+            </w:r>
+          </w:p>
+        </w:tc>
+        <w:tc>
+          <w:tcPr>
+            <w:tcW w:type="dxa" w:w="1400"/>
+            <w:tcMar>
+              <w:top w:type="dxa" w:w="50"/>
+              <w:left w:type="dxa" w:w="90"/>
+              <w:bottom w:type="dxa" w:w="50"/>
+              <w:right w:type="dxa" w:w="90"/>
+            </w:tcMar>
+          </w:tcPr>
+          <w:p>
+            <w:r>
+              <w:rPr>
+                <w:b/>
+                <w:bCs/>
+                <w:sz w:val="20"/>
+                <w:szCs w:val="20"/>
+              </w:rPr>
+              <w:t xml:space="preserve">60,0</w:t>
+            </w:r>
+          </w:p>
+        </w:tc>
+      </w:tr>
+      <w:tr>
+        <w:trPr>
+          <w:tblHeader w:val="false"/>
+        </w:trPr>
+        <w:tc>
+          <w:tcPr>
+            <w:tcW w:type="dxa" w:w="1900"/>
+            <w:tcMar>
+              <w:top w:type="dxa" w:w="50"/>
+              <w:left w:type="dxa" w:w="90"/>
+              <w:bottom w:type="dxa" w:w="50"/>
+              <w:right w:type="dxa" w:w="90"/>
+            </w:tcMar>
+          </w:tcPr>
+          <w:p>
+            <w:r>
+              <w:rPr>
+                <w:b w:val="false"/>
+                <w:bCs w:val="false"/>
+                <w:sz w:val="20"/>
+                <w:szCs w:val="20"/>
+              </w:rPr>
+              <w:t xml:space="preserve">zaterdag</w:t>
+            </w:r>
+          </w:p>
+        </w:tc>
+        <w:tc>
+          <w:tcPr>
+            <w:tcW w:type="dxa" w:w="1200"/>
+            <w:tcMar>
+              <w:top w:type="dxa" w:w="50"/>
+              <w:left w:type="dxa" w:w="90"/>
+              <w:bottom w:type="dxa" w:w="50"/>
+              <w:right w:type="dxa" w:w="90"/>
+            </w:tcMar>
+          </w:tcPr>
+          <w:p>
+            <w:pPr>
+              <w:jc w:val="center"/>
+            </w:pPr>
+            <w:r>
+              <w:rPr>
+                <w:b w:val="false"/>
+                <w:bCs w:val="false"/>
+                <w:sz w:val="20"/>
+                <w:szCs w:val="20"/>
+              </w:rPr>
+              <w:t xml:space="preserve">55</w:t>
+            </w:r>
+          </w:p>
+        </w:tc>
+        <w:tc>
+          <w:tcPr>
+            <w:tcW w:type="dxa" w:w="1200"/>
+            <w:tcMar>
+              <w:top w:type="dxa" w:w="50"/>
+              <w:left w:type="dxa" w:w="90"/>
+              <w:bottom w:type="dxa" w:w="50"/>
+              <w:right w:type="dxa" w:w="90"/>
+            </w:tcMar>
+          </w:tcPr>
+          <w:p>
+            <w:pPr>
+              <w:jc w:val="center"/>
+            </w:pPr>
+            <w:r>
+              <w:rPr>
+                <w:b w:val="false"/>
+                <w:bCs w:val="false"/>
+                <w:sz w:val="20"/>
+                <w:szCs w:val="20"/>
+              </w:rPr>
+              <w:t xml:space="preserve">55</w:t>
+            </w:r>
+          </w:p>
+        </w:tc>
+        <w:tc>
+          <w:tcPr>
+            <w:tcW w:type="dxa" w:w="1200"/>
+            <w:tcMar>
+              <w:top w:type="dxa" w:w="50"/>
+              <w:left w:type="dxa" w:w="90"/>
+              <w:bottom w:type="dxa" w:w="50"/>
+              <w:right w:type="dxa" w:w="90"/>
+            </w:tcMar>
+          </w:tcPr>
+          <w:p>
+            <w:pPr>
+              <w:jc w:val="center"/>
+            </w:pPr>
+            <w:r>
+              <w:rPr>
+                <w:b w:val="false"/>
+                <w:bCs w:val="false"/>
+                <w:sz w:val="20"/>
+                <w:szCs w:val="20"/>
+              </w:rPr>
+              <w:t xml:space="preserve">85</w:t>
+            </w:r>
+          </w:p>
+        </w:tc>
+        <w:tc>
+          <w:tcPr>
+            <w:tcW w:type="dxa" w:w="1200"/>
+            <w:tcMar>
+              <w:top w:type="dxa" w:w="50"/>
+              <w:left w:type="dxa" w:w="90"/>
+              <w:bottom w:type="dxa" w:w="50"/>
+              <w:right w:type="dxa" w:w="90"/>
+            </w:tcMar>
+          </w:tcPr>
+          <w:p>
+            <w:pPr>
+              <w:jc w:val="center"/>
+            </w:pPr>
+            <w:r>
+              <w:rPr>
+                <w:b w:val="false"/>
+                <w:bCs w:val="false"/>
+                <w:sz w:val="20"/>
+                <w:szCs w:val="20"/>
+              </w:rPr>
+              <w:t xml:space="preserve">75</w:t>
+            </w:r>
+          </w:p>
+        </w:tc>
+        <w:tc>
+          <w:tcPr>
+            <w:tcW w:type="dxa" w:w="1400"/>
+            <w:tcMar>
+              <w:top w:type="dxa" w:w="50"/>
+              <w:left w:type="dxa" w:w="90"/>
+              <w:bottom w:type="dxa" w:w="50"/>
+              <w:right w:type="dxa" w:w="90"/>
+            </w:tcMar>
+          </w:tcPr>
+          <w:p>
+            <w:r>
+              <w:rPr>
+                <w:b/>
+                <w:bCs/>
+                <w:sz w:val="20"/>
+                <w:szCs w:val="20"/>
+              </w:rPr>
+              <w:t xml:space="preserve">67,5</w:t>
+            </w:r>
+          </w:p>
+        </w:tc>
+      </w:tr>
+      <w:tr>
+        <w:trPr>
+          <w:tblHeader w:val="false"/>
+        </w:trPr>
+        <w:tc>
+          <w:tcPr>
+            <w:tcW w:type="dxa" w:w="1900"/>
+            <w:tcMar>
+              <w:top w:type="dxa" w:w="50"/>
+              <w:left w:type="dxa" w:w="90"/>
+              <w:bottom w:type="dxa" w:w="50"/>
+              <w:right w:type="dxa" w:w="90"/>
+            </w:tcMar>
+          </w:tcPr>
+          <w:p>
+            <w:r>
+              <w:rPr>
+                <w:b w:val="false"/>
+                <w:bCs w:val="false"/>
+                <w:sz w:val="20"/>
+                <w:szCs w:val="20"/>
+              </w:rPr>
+              <w:t xml:space="preserve">zondag</w:t>
+            </w:r>
+          </w:p>
+        </w:tc>
+        <w:tc>
+          <w:tcPr>
+            <w:tcW w:type="dxa" w:w="1200"/>
+            <w:tcMar>
+              <w:top w:type="dxa" w:w="50"/>
+              <w:left w:type="dxa" w:w="90"/>
+              <w:bottom w:type="dxa" w:w="50"/>
+              <w:right w:type="dxa" w:w="90"/>
+            </w:tcMar>
+          </w:tcPr>
+          <w:p>
+            <w:pPr>
+              <w:jc w:val="center"/>
+            </w:pPr>
+            <w:r>
+              <w:rPr>
+                <w:b w:val="false"/>
+                <w:bCs w:val="false"/>
+                <w:sz w:val="20"/>
+                <w:szCs w:val="20"/>
+              </w:rPr>
+              <w:t xml:space="preserve">45</w:t>
+            </w:r>
+          </w:p>
+        </w:tc>
+        <w:tc>
+          <w:tcPr>
+            <w:tcW w:type="dxa" w:w="1200"/>
+            <w:tcMar>
+              <w:top w:type="dxa" w:w="50"/>
+              <w:left w:type="dxa" w:w="90"/>
+              <w:bottom w:type="dxa" w:w="50"/>
+              <w:right w:type="dxa" w:w="90"/>
+            </w:tcMar>
+          </w:tcPr>
+          <w:p>
+            <w:pPr>
+              <w:jc w:val="center"/>
+            </w:pPr>
+            <w:r>
+              <w:rPr>
+                <w:b w:val="false"/>
+                <w:bCs w:val="false"/>
+                <w:sz w:val="20"/>
+                <w:szCs w:val="20"/>
+              </w:rPr>
+              <w:t xml:space="preserve">40</w:t>
+            </w:r>
+          </w:p>
+        </w:tc>
+        <w:tc>
+          <w:tcPr>
+            <w:tcW w:type="dxa" w:w="1200"/>
+            <w:tcMar>
+              <w:top w:type="dxa" w:w="50"/>
+              <w:left w:type="dxa" w:w="90"/>
+              <w:bottom w:type="dxa" w:w="50"/>
+              <w:right w:type="dxa" w:w="90"/>
+            </w:tcMar>
+          </w:tcPr>
+          <w:p>
+            <w:pPr>
+              <w:jc w:val="center"/>
+            </w:pPr>
+            <w:r>
+              <w:rPr>
+                <w:b w:val="false"/>
+                <w:bCs w:val="false"/>
+                <w:sz w:val="20"/>
+                <w:szCs w:val="20"/>
+              </w:rPr>
+              <w:t xml:space="preserve">75</w:t>
+            </w:r>
+          </w:p>
+        </w:tc>
+        <w:tc>
+          <w:tcPr>
+            <w:tcW w:type="dxa" w:w="1200"/>
+            <w:tcMar>
+              <w:top w:type="dxa" w:w="50"/>
+              <w:left w:type="dxa" w:w="90"/>
+              <w:bottom w:type="dxa" w:w="50"/>
+              <w:right w:type="dxa" w:w="90"/>
+            </w:tcMar>
+          </w:tcPr>
+          <w:p>
+            <w:pPr>
+              <w:jc w:val="center"/>
+            </w:pPr>
+            <w:r>
+              <w:rPr>
+                <w:b w:val="false"/>
+                <w:bCs w:val="false"/>
+                <w:sz w:val="20"/>
+                <w:szCs w:val="20"/>
+              </w:rPr>
+              <w:t xml:space="preserve">60</w:t>
+            </w:r>
+          </w:p>
+        </w:tc>
+        <w:tc>
+          <w:tcPr>
+            <w:tcW w:type="dxa" w:w="1400"/>
+            <w:tcMar>
+              <w:top w:type="dxa" w:w="50"/>
+              <w:left w:type="dxa" w:w="90"/>
+              <w:bottom w:type="dxa" w:w="50"/>
+              <w:right w:type="dxa" w:w="90"/>
+            </w:tcMar>
+          </w:tcPr>
+          <w:p>
+            <w:r>
+              <w:rPr>
+                <w:b/>
+                <w:bCs/>
+                <w:sz w:val="20"/>
+                <w:szCs w:val="20"/>
+              </w:rPr>
+              <w:t xml:space="preserve">55,0</w:t>
+            </w:r>
+          </w:p>
+        </w:tc>
+      </w:tr>
+      <w:tr>
+        <w:trPr>
+          <w:tblHeader w:val="false"/>
+        </w:trPr>
+        <w:tc>
+          <w:tcPr>
+            <w:tcW w:type="dxa" w:w="1900"/>
+            <w:shd w:fill="FCE9D6" w:color="auto" w:val="clear"/>
+            <w:tcMar>
+              <w:top w:type="dxa" w:w="50"/>
+              <w:left w:type="dxa" w:w="90"/>
+              <w:bottom w:type="dxa" w:w="50"/>
+              <w:right w:type="dxa" w:w="90"/>
+            </w:tcMar>
+          </w:tcPr>
+          <w:p>
+            <w:r>
+              <w:rPr>
+                <w:b/>
+                <w:bCs/>
+                <w:sz w:val="20"/>
+                <w:szCs w:val="20"/>
+              </w:rPr>
+              <w:t xml:space="preserve">kolom-gem.</w:t>
+            </w:r>
+          </w:p>
+        </w:tc>
+        <w:tc>
+          <w:tcPr>
+            <w:tcW w:type="dxa" w:w="1200"/>
+            <w:shd w:fill="FCE9D6" w:color="auto" w:val="clear"/>
+            <w:tcMar>
+              <w:top w:type="dxa" w:w="50"/>
+              <w:left w:type="dxa" w:w="90"/>
+              <w:bottom w:type="dxa" w:w="50"/>
+              <w:right w:type="dxa" w:w="90"/>
+            </w:tcMar>
+          </w:tcPr>
+          <w:p>
+            <w:r>
+              <w:rPr>
+                <w:b/>
+                <w:bCs/>
+                <w:sz w:val="20"/>
+                <w:szCs w:val="20"/>
+              </w:rPr>
+              <w:t xml:space="preserve">43,6</w:t>
+            </w:r>
+          </w:p>
+        </w:tc>
+        <w:tc>
+          <w:tcPr>
+            <w:tcW w:type="dxa" w:w="1200"/>
+            <w:shd w:fill="FCE9D6" w:color="auto" w:val="clear"/>
+            <w:tcMar>
+              <w:top w:type="dxa" w:w="50"/>
+              <w:left w:type="dxa" w:w="90"/>
+              <w:bottom w:type="dxa" w:w="50"/>
+              <w:right w:type="dxa" w:w="90"/>
+            </w:tcMar>
+          </w:tcPr>
+          <w:p>
+            <w:r>
+              <w:rPr>
+                <w:b/>
+                <w:bCs/>
+                <w:sz w:val="20"/>
+                <w:szCs w:val="20"/>
+              </w:rPr>
+              <w:t xml:space="preserve">36,4</w:t>
+            </w:r>
+          </w:p>
+        </w:tc>
+        <w:tc>
+          <w:tcPr>
+            <w:tcW w:type="dxa" w:w="1200"/>
+            <w:shd w:fill="FCE9D6" w:color="auto" w:val="clear"/>
+            <w:tcMar>
+              <w:top w:type="dxa" w:w="50"/>
+              <w:left w:type="dxa" w:w="90"/>
+              <w:bottom w:type="dxa" w:w="50"/>
+              <w:right w:type="dxa" w:w="90"/>
+            </w:tcMar>
+          </w:tcPr>
+          <w:p>
+            <w:r>
+              <w:rPr>
+                <w:b/>
+                <w:bCs/>
+                <w:sz w:val="20"/>
+                <w:szCs w:val="20"/>
+              </w:rPr>
+              <w:t xml:space="preserve">70,0</w:t>
+            </w:r>
+          </w:p>
+        </w:tc>
+        <w:tc>
+          <w:tcPr>
+            <w:tcW w:type="dxa" w:w="1200"/>
+            <w:shd w:fill="FCE9D6" w:color="auto" w:val="clear"/>
+            <w:tcMar>
+              <w:top w:type="dxa" w:w="50"/>
+              <w:left w:type="dxa" w:w="90"/>
+              <w:bottom w:type="dxa" w:w="50"/>
+              <w:right w:type="dxa" w:w="90"/>
+            </w:tcMar>
+          </w:tcPr>
+          <w:p>
+            <w:r>
+              <w:rPr>
+                <w:b/>
+                <w:bCs/>
+                <w:sz w:val="20"/>
+                <w:szCs w:val="20"/>
+              </w:rPr>
+              <w:t xml:space="preserve">57,1</w:t>
+            </w:r>
+          </w:p>
+        </w:tc>
+        <w:tc>
+          <w:tcPr>
+            <w:tcW w:type="dxa" w:w="1400"/>
+            <w:shd w:fill="FCE9D6" w:color="auto" w:val="clear"/>
+            <w:tcMar>
+              <w:top w:type="dxa" w:w="50"/>
+              <w:left w:type="dxa" w:w="90"/>
+              <w:bottom w:type="dxa" w:w="50"/>
+              <w:right w:type="dxa" w:w="90"/>
+            </w:tcMar>
+          </w:tcPr>
+          <w:p>
+            <w:r>
+              <w:rPr>
+                <w:b/>
+                <w:bCs/>
+                <w:sz w:val="20"/>
+                <w:szCs w:val="20"/>
+              </w:rPr>
+              <w:t xml:space="preserve">51,8</w:t>
+            </w:r>
+          </w:p>
+        </w:tc>
+      </w:tr>
+    </w:tbl>
+    <w:p>
+      <w:pPr>
+        <w:spacing w:after="120"/>
+      </w:pPr>
+      <w:r>
+        <w:t xml:space="preserve">Doel: eruit vissen welk dagdeel ongewoon rustig is. Middag is altijd laag, dus daar moeten we voor corrigeren. Dat gaat zo:</w:t>
+      </w:r>
+    </w:p>
+    <w:p>
+      <w:pPr>
+        <w:pStyle w:val="Heading2"/>
+        <w:spacing w:after="90" w:before="220"/>
+      </w:pPr>
+      <w:r>
+        <w:rPr>
+          <w:b/>
+          <w:bCs/>
+          <w:color w:val="1F4A2D"/>
+        </w:rPr>
+        <w:t xml:space="preserve">Stap 1 — Hoe druk is elke dag gemiddeld? (rij-gemiddelde)</w:t>
+      </w:r>
+    </w:p>
+    <w:p>
+      <w:pPr>
+        <w:spacing w:after="120"/>
+      </w:pPr>
+      <w:r>
+        <w:t xml:space="preserve">Tel de 4 dagdelen op, deel door 4:</w:t>
+      </w:r>
+    </w:p>
+    <w:p>
+      <w:pPr>
+        <w:spacing w:after="40"/>
+        <w:ind w:left="240"/>
+      </w:pPr>
+      <w:r>
+        <w:rPr>
+          <w:rFonts w:ascii="Consolas" w:cs="Consolas" w:eastAsia="Consolas" w:hAnsi="Consolas"/>
+          <w:color w:val="18181B"/>
+          <w:sz w:val="20"/>
+          <w:szCs w:val="20"/>
+        </w:rPr>
+        <w:t xml:space="preserve">maandag:   35 + 30 + 55 + 45 = 165  →  165 / 4 = 41,3</w:t>
+      </w:r>
+    </w:p>
+    <w:p>
+      <w:pPr>
+        <w:spacing w:after="40"/>
+        <w:ind w:left="240"/>
+      </w:pPr>
+      <w:r>
+        <w:rPr>
+          <w:rFonts w:ascii="Consolas" w:cs="Consolas" w:eastAsia="Consolas" w:hAnsi="Consolas"/>
+          <w:color w:val="18181B"/>
+          <w:sz w:val="20"/>
+          <w:szCs w:val="20"/>
+        </w:rPr>
+        <w:t xml:space="preserve">donderdag: 45 + 20 + 70 + 55 = 190  →  190 / 4 = 47,5</w:t>
+      </w:r>
+    </w:p>
+    <w:p>
+      <w:pPr>
+        <w:spacing w:after="40"/>
+        <w:ind w:left="240"/>
+      </w:pPr>
+      <w:r>
+        <w:rPr>
+          <w:rFonts w:ascii="Consolas" w:cs="Consolas" w:eastAsia="Consolas" w:hAnsi="Consolas"/>
+          <w:color w:val="18181B"/>
+          <w:sz w:val="20"/>
+          <w:szCs w:val="20"/>
+        </w:rPr>
+        <w:t xml:space="preserve">zaterdag:  55 + 55 + 85 + 75 = 270  →  270 / 4 = 67,5</w:t>
+      </w:r>
+    </w:p>
+    <w:p>
+      <w:pPr>
+        <w:spacing w:after="120"/>
+      </w:pPr>
+      <w:r>
+        <w:t xml:space="preserve">(zo voor alle 7 dagen, zie de kolom “rij-gem.” in de tabel)</w:t>
+      </w:r>
+    </w:p>
+    <w:p>
+      <w:pPr>
+        <w:pStyle w:val="Heading2"/>
+        <w:spacing w:after="90" w:before="220"/>
+      </w:pPr>
+      <w:r>
+        <w:rPr>
+          <w:b/>
+          <w:bCs/>
+          <w:color w:val="1F4A2D"/>
+        </w:rPr>
+        <w:t xml:space="preserve">Stap 2 — Hoe druk is elk dagdeel gemiddeld? (kolom-gemiddelde)</w:t>
+      </w:r>
+    </w:p>
+    <w:p>
+      <w:pPr>
+        <w:spacing w:after="120"/>
+      </w:pPr>
+      <w:r>
+        <w:t xml:space="preserve">Tel de 7 dagen op, deel door 7:</w:t>
+      </w:r>
+    </w:p>
+    <w:p>
+      <w:pPr>
+        <w:spacing w:after="40"/>
+        <w:ind w:left="240"/>
+      </w:pPr>
+      <w:r>
+        <w:rPr>
+          <w:rFonts w:ascii="Consolas" w:cs="Consolas" w:eastAsia="Consolas" w:hAnsi="Consolas"/>
+          <w:color w:val="18181B"/>
+          <w:sz w:val="20"/>
+          <w:szCs w:val="20"/>
+        </w:rPr>
+        <w:t xml:space="preserve">lunch:  35+35+40+45+50+55+45 = 305  →  305 / 7 = 43,6</w:t>
+      </w:r>
+    </w:p>
+    <w:p>
+      <w:pPr>
+        <w:spacing w:after="40"/>
+        <w:ind w:left="240"/>
+      </w:pPr>
+      <w:r>
+        <w:rPr>
+          <w:rFonts w:ascii="Consolas" w:cs="Consolas" w:eastAsia="Consolas" w:hAnsi="Consolas"/>
+          <w:color w:val="18181B"/>
+          <w:sz w:val="20"/>
+          <w:szCs w:val="20"/>
+        </w:rPr>
+        <w:t xml:space="preserve">middag: 30+30+35+20+45+55+40 = 255  →  255 / 7 = 36,4</w:t>
+      </w:r>
+    </w:p>
+    <w:p>
+      <w:pPr>
+        <w:spacing w:after="40"/>
+        <w:ind w:left="240"/>
+      </w:pPr>
+      <w:r>
+        <w:rPr>
+          <w:rFonts w:ascii="Consolas" w:cs="Consolas" w:eastAsia="Consolas" w:hAnsi="Consolas"/>
+          <w:color w:val="18181B"/>
+          <w:sz w:val="20"/>
+          <w:szCs w:val="20"/>
+        </w:rPr>
+        <w:t xml:space="preserve">diner:  55+60+65+70+80+85+75 = 490  →  490 / 7 = 70,0</w:t>
+      </w:r>
+    </w:p>
+    <w:p>
+      <w:pPr>
+        <w:spacing w:after="40"/>
+        <w:ind w:left="240"/>
+      </w:pPr>
+      <w:r>
+        <w:rPr>
+          <w:rFonts w:ascii="Consolas" w:cs="Consolas" w:eastAsia="Consolas" w:hAnsi="Consolas"/>
+          <w:color w:val="18181B"/>
+          <w:sz w:val="20"/>
+          <w:szCs w:val="20"/>
+        </w:rPr>
+        <w:t xml:space="preserve">avond:  45+50+50+55+65+75+60 = 400  →  400 / 7 = 57,1</w:t>
+      </w:r>
+    </w:p>
+    <w:p>
+      <w:pPr>
+        <w:pStyle w:val="Heading2"/>
+        <w:spacing w:after="90" w:before="220"/>
+      </w:pPr>
+      <w:r>
+        <w:rPr>
+          <w:b/>
+          <w:bCs/>
+          <w:color w:val="1F4A2D"/>
+        </w:rPr>
+        <w:t xml:space="preserve">Stap 3 — Hoe druk is de zaak gemiddeld? (totaal)</w:t>
+      </w:r>
+    </w:p>
+    <w:p>
+      <w:pPr>
+        <w:spacing w:after="40"/>
+        <w:ind w:left="240"/>
+      </w:pPr>
+      <w:r>
+        <w:rPr>
+          <w:rFonts w:ascii="Consolas" w:cs="Consolas" w:eastAsia="Consolas" w:hAnsi="Consolas"/>
+          <w:color w:val="18181B"/>
+          <w:sz w:val="20"/>
+          <w:szCs w:val="20"/>
+        </w:rPr>
+        <w:t xml:space="preserve">165+175+190+190+240+270+220 = 1450  →  1450 / 28 = 51,8</w:t>
+      </w:r>
+    </w:p>
+    <w:p>
+      <w:pPr>
+        <w:spacing w:after="120"/>
+      </w:pPr>
+      <w:r>
+        <w:t xml:space="preserve">Dit is de middenlijn van de zaak: gemiddeld is het hier 51,8 druk.</w:t>
+      </w:r>
+    </w:p>
+    <w:p>
+      <w:pPr>
+        <w:pStyle w:val="Heading2"/>
+        <w:spacing w:after="90" w:before="220"/>
+      </w:pPr>
+      <w:r>
+        <w:rPr>
+          <w:b/>
+          <w:bCs/>
+          <w:color w:val="1F4A2D"/>
+        </w:rPr>
+        <w:t xml:space="preserve">Stap 4 — Wat verwacht je in elk vakje? (verwachting)</w:t>
+      </w:r>
+    </w:p>
+    <w:p>
+      <w:pPr>
+        <w:spacing w:after="120"/>
+      </w:pPr>
+      <w:r>
+        <w:rPr>
+          <w:b/>
+          <w:bCs/>
+        </w:rPr>
+        <w:t xml:space="preserve">verwachting = rij-gemiddelde + kolom-gemiddelde − totaal. </w:t>
+      </w:r>
+      <w:r>
+        <w:t xml:space="preserve">In gewone taal: neem de middenlijn, tel op wat die dag doet, en wat dat dagdeel doet.</w:t>
+      </w:r>
+    </w:p>
+    <w:p>
+      <w:pPr>
+        <w:spacing w:after="40"/>
+        <w:ind w:left="240"/>
+      </w:pPr>
+      <w:r>
+        <w:rPr>
+          <w:rFonts w:ascii="Consolas" w:cs="Consolas" w:eastAsia="Consolas" w:hAnsi="Consolas"/>
+          <w:color w:val="18181B"/>
+          <w:sz w:val="20"/>
+          <w:szCs w:val="20"/>
+        </w:rPr>
+        <w:t xml:space="preserve">donderdag-middag: 47,5 + 36,4 − 51,8 = 32,1</w:t>
+      </w:r>
+    </w:p>
+    <w:p>
+      <w:pPr>
+        <w:spacing w:after="40"/>
+        <w:ind w:left="240"/>
+      </w:pPr>
+      <w:r>
+        <w:rPr>
+          <w:rFonts w:ascii="Consolas" w:cs="Consolas" w:eastAsia="Consolas" w:hAnsi="Consolas"/>
+          <w:color w:val="18181B"/>
+          <w:sz w:val="20"/>
+          <w:szCs w:val="20"/>
+        </w:rPr>
+        <w:t xml:space="preserve">maandag-middag:   41,3 + 36,4 − 51,8 = 25,9</w:t>
+      </w:r>
+    </w:p>
+    <w:p>
+      <w:pPr>
+        <w:spacing w:after="120"/>
+      </w:pPr>
+      <w:r>
+        <w:t xml:space="preserve">Een donderdagmiddag hoort dus rond de 32 te zitten; een maandagmiddag rond de 26 (maandag is een rustige dag).</w:t>
+      </w:r>
+    </w:p>
+    <w:p>
+      <w:pPr>
+        <w:pStyle w:val="Heading2"/>
+        <w:spacing w:after="90" w:before="220"/>
+      </w:pPr>
+      <w:r>
+        <w:rPr>
+          <w:b/>
+          <w:bCs/>
+          <w:color w:val="1F4A2D"/>
+        </w:rPr>
+        <w:t xml:space="preserve">Stap 5 — Wat blijft er over? (afwijking = de kans)</w:t>
+      </w:r>
+    </w:p>
+    <w:p>
+      <w:pPr>
+        <w:spacing w:after="120"/>
+      </w:pPr>
+      <w:r>
+        <w:rPr>
+          <w:b/>
+          <w:bCs/>
+        </w:rPr>
+        <w:t xml:space="preserve">afwijking = werkelijk − verwachting. </w:t>
+      </w:r>
+      <w:r>
+        <w:t xml:space="preserve">Een groot mingetal = veel rustiger dan verwacht = ongewoon.</w:t>
+      </w:r>
+    </w:p>
+    <w:p>
+      <w:pPr>
+        <w:spacing w:after="40"/>
+        <w:ind w:left="240"/>
+      </w:pPr>
+      <w:r>
+        <w:rPr>
+          <w:rFonts w:ascii="Consolas" w:cs="Consolas" w:eastAsia="Consolas" w:hAnsi="Consolas"/>
+          <w:color w:val="18181B"/>
+          <w:sz w:val="20"/>
+          <w:szCs w:val="20"/>
+        </w:rPr>
+        <w:t xml:space="preserve">donderdag-middag: 20 − 32,1 = −12,1</w:t>
+      </w:r>
+    </w:p>
+    <w:p>
+      <w:pPr>
+        <w:spacing w:after="40"/>
+        <w:ind w:left="240"/>
+      </w:pPr>
+      <w:r>
+        <w:rPr>
+          <w:rFonts w:ascii="Consolas" w:cs="Consolas" w:eastAsia="Consolas" w:hAnsi="Consolas"/>
+          <w:color w:val="18181B"/>
+          <w:sz w:val="20"/>
+          <w:szCs w:val="20"/>
+        </w:rPr>
+        <w:t xml:space="preserve">maandag-middag:   30 − 25,9 = +4,1   (drukker dan een maandagmiddag hoort!)</w:t>
+      </w:r>
+    </w:p>
+    <w:p>
+      <w:pPr>
+        <w:spacing w:after="120"/>
+      </w:pPr>
+      <w:r>
+        <w:t xml:space="preserve">De hele week, afgerond:</w:t>
+      </w:r>
+    </w:p>
+    <w:tbl>
+      <w:tblPr>
+        <w:tblW w:type="dxa" w:w="7900"/>
+        <w:tblBorders>
+          <w:top w:val="single" w:color="auto" w:sz="4"/>
+          <w:left w:val="single" w:color="auto" w:sz="4"/>
+          <w:bottom w:val="single" w:color="auto" w:sz="4"/>
+          <w:right w:val="single" w:color="auto" w:sz="4"/>
+          <w:insideH w:val="single" w:color="auto" w:sz="4"/>
+          <w:insideV w:val="single" w:color="auto" w:sz="4"/>
+        </w:tblBorders>
+      </w:tblPr>
+      <w:tblGrid>
+        <w:gridCol w:w="1900"/>
         <w:gridCol w:w="1500"/>
         <w:gridCol w:w="1500"/>
         <w:gridCol w:w="1500"/>
@@ -624,13 +2340,13 @@
         </w:trPr>
         <w:tc>
           <w:tcPr>
-            <w:tcW w:type="dxa" w:w="2200"/>
+            <w:tcW w:type="dxa" w:w="1900"/>
             <w:shd w:fill="1F4A2D" w:color="auto" w:val="clear"/>
             <w:tcMar>
-              <w:top w:type="dxa" w:w="60"/>
-              <w:left w:type="dxa" w:w="100"/>
-              <w:bottom w:type="dxa" w:w="60"/>
-              <w:right w:type="dxa" w:w="100"/>
+              <w:top w:type="dxa" w:w="50"/>
+              <w:left w:type="dxa" w:w="90"/>
+              <w:bottom w:type="dxa" w:w="50"/>
+              <w:right w:type="dxa" w:w="90"/>
             </w:tcMar>
           </w:tcPr>
           <w:p>
@@ -651,13 +2367,16 @@
             <w:tcW w:type="dxa" w:w="1500"/>
             <w:shd w:fill="1F4A2D" w:color="auto" w:val="clear"/>
             <w:tcMar>
-              <w:top w:type="dxa" w:w="60"/>
-              <w:left w:type="dxa" w:w="100"/>
-              <w:bottom w:type="dxa" w:w="60"/>
-              <w:right w:type="dxa" w:w="100"/>
-            </w:tcMar>
-          </w:tcPr>
-          <w:p>
+              <w:top w:type="dxa" w:w="50"/>
+              <w:left w:type="dxa" w:w="90"/>
+              <w:bottom w:type="dxa" w:w="50"/>
+              <w:right w:type="dxa" w:w="90"/>
+            </w:tcMar>
+          </w:tcPr>
+          <w:p>
+            <w:pPr>
+              <w:jc w:val="center"/>
+            </w:pPr>
             <w:r>
               <w:rPr>
                 <w:b/>
@@ -675,13 +2394,16 @@
             <w:tcW w:type="dxa" w:w="1500"/>
             <w:shd w:fill="1F4A2D" w:color="auto" w:val="clear"/>
             <w:tcMar>
-              <w:top w:type="dxa" w:w="60"/>
-              <w:left w:type="dxa" w:w="100"/>
-              <w:bottom w:type="dxa" w:w="60"/>
-              <w:right w:type="dxa" w:w="100"/>
-            </w:tcMar>
-          </w:tcPr>
-          <w:p>
+              <w:top w:type="dxa" w:w="50"/>
+              <w:left w:type="dxa" w:w="90"/>
+              <w:bottom w:type="dxa" w:w="50"/>
+              <w:right w:type="dxa" w:w="90"/>
+            </w:tcMar>
+          </w:tcPr>
+          <w:p>
+            <w:pPr>
+              <w:jc w:val="center"/>
+            </w:pPr>
             <w:r>
               <w:rPr>
                 <w:b/>
@@ -699,13 +2421,16 @@
             <w:tcW w:type="dxa" w:w="1500"/>
             <w:shd w:fill="1F4A2D" w:color="auto" w:val="clear"/>
             <w:tcMar>
-              <w:top w:type="dxa" w:w="60"/>
-              <w:left w:type="dxa" w:w="100"/>
-              <w:bottom w:type="dxa" w:w="60"/>
-              <w:right w:type="dxa" w:w="100"/>
-            </w:tcMar>
-          </w:tcPr>
-          <w:p>
+              <w:top w:type="dxa" w:w="50"/>
+              <w:left w:type="dxa" w:w="90"/>
+              <w:bottom w:type="dxa" w:w="50"/>
+              <w:right w:type="dxa" w:w="90"/>
+            </w:tcMar>
+          </w:tcPr>
+          <w:p>
+            <w:pPr>
+              <w:jc w:val="center"/>
+            </w:pPr>
             <w:r>
               <w:rPr>
                 <w:b/>
@@ -723,13 +2448,16 @@
             <w:tcW w:type="dxa" w:w="1500"/>
             <w:shd w:fill="1F4A2D" w:color="auto" w:val="clear"/>
             <w:tcMar>
-              <w:top w:type="dxa" w:w="60"/>
-              <w:left w:type="dxa" w:w="100"/>
-              <w:bottom w:type="dxa" w:w="60"/>
-              <w:right w:type="dxa" w:w="100"/>
-            </w:tcMar>
-          </w:tcPr>
-          <w:p>
+              <w:top w:type="dxa" w:w="50"/>
+              <w:left w:type="dxa" w:w="90"/>
+              <w:bottom w:type="dxa" w:w="50"/>
+              <w:right w:type="dxa" w:w="90"/>
+            </w:tcMar>
+          </w:tcPr>
+          <w:p>
+            <w:pPr>
+              <w:jc w:val="center"/>
+            </w:pPr>
             <w:r>
               <w:rPr>
                 <w:b/>
@@ -749,12 +2477,12 @@
         </w:trPr>
         <w:tc>
           <w:tcPr>
-            <w:tcW w:type="dxa" w:w="2200"/>
-            <w:tcMar>
-              <w:top w:type="dxa" w:w="60"/>
-              <w:left w:type="dxa" w:w="100"/>
-              <w:bottom w:type="dxa" w:w="60"/>
-              <w:right w:type="dxa" w:w="100"/>
+            <w:tcW w:type="dxa" w:w="1900"/>
+            <w:tcMar>
+              <w:top w:type="dxa" w:w="50"/>
+              <w:left w:type="dxa" w:w="90"/>
+              <w:bottom w:type="dxa" w:w="50"/>
+              <w:right w:type="dxa" w:w="90"/>
             </w:tcMar>
           </w:tcPr>
           <w:p>
@@ -773,21 +2501,24 @@
           <w:tcPr>
             <w:tcW w:type="dxa" w:w="1500"/>
             <w:tcMar>
-              <w:top w:type="dxa" w:w="60"/>
-              <w:left w:type="dxa" w:w="100"/>
-              <w:bottom w:type="dxa" w:w="60"/>
-              <w:right w:type="dxa" w:w="100"/>
-            </w:tcMar>
-          </w:tcPr>
-          <w:p>
-            <w:r>
-              <w:rPr>
-                <w:b w:val="false"/>
-                <w:bCs w:val="false"/>
-                <w:sz w:val="20"/>
-                <w:szCs w:val="20"/>
-              </w:rPr>
-              <w:t xml:space="preserve">35</w:t>
+              <w:top w:type="dxa" w:w="50"/>
+              <w:left w:type="dxa" w:w="90"/>
+              <w:bottom w:type="dxa" w:w="50"/>
+              <w:right w:type="dxa" w:w="90"/>
+            </w:tcMar>
+          </w:tcPr>
+          <w:p>
+            <w:pPr>
+              <w:jc w:val="center"/>
+            </w:pPr>
+            <w:r>
+              <w:rPr>
+                <w:b w:val="false"/>
+                <w:bCs w:val="false"/>
+                <w:sz w:val="20"/>
+                <w:szCs w:val="20"/>
+              </w:rPr>
+              <w:t xml:space="preserve">+2,0</w:t>
             </w:r>
           </w:p>
         </w:tc>
@@ -795,21 +2526,24 @@
           <w:tcPr>
             <w:tcW w:type="dxa" w:w="1500"/>
             <w:tcMar>
-              <w:top w:type="dxa" w:w="60"/>
-              <w:left w:type="dxa" w:w="100"/>
-              <w:bottom w:type="dxa" w:w="60"/>
-              <w:right w:type="dxa" w:w="100"/>
-            </w:tcMar>
-          </w:tcPr>
-          <w:p>
-            <w:r>
-              <w:rPr>
-                <w:b w:val="false"/>
-                <w:bCs w:val="false"/>
-                <w:sz w:val="20"/>
-                <w:szCs w:val="20"/>
-              </w:rPr>
-              <w:t xml:space="preserve">30</w:t>
+              <w:top w:type="dxa" w:w="50"/>
+              <w:left w:type="dxa" w:w="90"/>
+              <w:bottom w:type="dxa" w:w="50"/>
+              <w:right w:type="dxa" w:w="90"/>
+            </w:tcMar>
+          </w:tcPr>
+          <w:p>
+            <w:pPr>
+              <w:jc w:val="center"/>
+            </w:pPr>
+            <w:r>
+              <w:rPr>
+                <w:b w:val="false"/>
+                <w:bCs w:val="false"/>
+                <w:sz w:val="20"/>
+                <w:szCs w:val="20"/>
+              </w:rPr>
+              <w:t xml:space="preserve">+4,1</w:t>
             </w:r>
           </w:p>
         </w:tc>
@@ -817,21 +2551,24 @@
           <w:tcPr>
             <w:tcW w:type="dxa" w:w="1500"/>
             <w:tcMar>
-              <w:top w:type="dxa" w:w="60"/>
-              <w:left w:type="dxa" w:w="100"/>
-              <w:bottom w:type="dxa" w:w="60"/>
-              <w:right w:type="dxa" w:w="100"/>
-            </w:tcMar>
-          </w:tcPr>
-          <w:p>
-            <w:r>
-              <w:rPr>
-                <w:b w:val="false"/>
-                <w:bCs w:val="false"/>
-                <w:sz w:val="20"/>
-                <w:szCs w:val="20"/>
-              </w:rPr>
-              <w:t xml:space="preserve">55</w:t>
+              <w:top w:type="dxa" w:w="50"/>
+              <w:left w:type="dxa" w:w="90"/>
+              <w:bottom w:type="dxa" w:w="50"/>
+              <w:right w:type="dxa" w:w="90"/>
+            </w:tcMar>
+          </w:tcPr>
+          <w:p>
+            <w:pPr>
+              <w:jc w:val="center"/>
+            </w:pPr>
+            <w:r>
+              <w:rPr>
+                <w:b w:val="false"/>
+                <w:bCs w:val="false"/>
+                <w:sz w:val="20"/>
+                <w:szCs w:val="20"/>
+              </w:rPr>
+              <w:t xml:space="preserve">−4,5</w:t>
             </w:r>
           </w:p>
         </w:tc>
@@ -839,21 +2576,24 @@
           <w:tcPr>
             <w:tcW w:type="dxa" w:w="1500"/>
             <w:tcMar>
-              <w:top w:type="dxa" w:w="60"/>
-              <w:left w:type="dxa" w:w="100"/>
-              <w:bottom w:type="dxa" w:w="60"/>
-              <w:right w:type="dxa" w:w="100"/>
-            </w:tcMar>
-          </w:tcPr>
-          <w:p>
-            <w:r>
-              <w:rPr>
-                <w:b w:val="false"/>
-                <w:bCs w:val="false"/>
-                <w:sz w:val="20"/>
-                <w:szCs w:val="20"/>
-              </w:rPr>
-              <w:t xml:space="preserve">45</w:t>
+              <w:top w:type="dxa" w:w="50"/>
+              <w:left w:type="dxa" w:w="90"/>
+              <w:bottom w:type="dxa" w:w="50"/>
+              <w:right w:type="dxa" w:w="90"/>
+            </w:tcMar>
+          </w:tcPr>
+          <w:p>
+            <w:pPr>
+              <w:jc w:val="center"/>
+            </w:pPr>
+            <w:r>
+              <w:rPr>
+                <w:b w:val="false"/>
+                <w:bCs w:val="false"/>
+                <w:sz w:val="20"/>
+                <w:szCs w:val="20"/>
+              </w:rPr>
+              <w:t xml:space="preserve">−1,6</w:t>
             </w:r>
           </w:p>
         </w:tc>
@@ -864,23 +2604,23 @@
         </w:trPr>
         <w:tc>
           <w:tcPr>
-            <w:tcW w:type="dxa" w:w="2200"/>
-            <w:tcMar>
-              <w:top w:type="dxa" w:w="60"/>
-              <w:left w:type="dxa" w:w="100"/>
-              <w:bottom w:type="dxa" w:w="60"/>
-              <w:right w:type="dxa" w:w="100"/>
-            </w:tcMar>
-          </w:tcPr>
-          <w:p>
-            <w:r>
-              <w:rPr>
-                <w:b w:val="false"/>
-                <w:bCs w:val="false"/>
-                <w:sz w:val="20"/>
-                <w:szCs w:val="20"/>
-              </w:rPr>
-              <w:t xml:space="preserve">donderdag</w:t>
+            <w:tcW w:type="dxa" w:w="1900"/>
+            <w:tcMar>
+              <w:top w:type="dxa" w:w="50"/>
+              <w:left w:type="dxa" w:w="90"/>
+              <w:bottom w:type="dxa" w:w="50"/>
+              <w:right w:type="dxa" w:w="90"/>
+            </w:tcMar>
+          </w:tcPr>
+          <w:p>
+            <w:r>
+              <w:rPr>
+                <w:b w:val="false"/>
+                <w:bCs w:val="false"/>
+                <w:sz w:val="20"/>
+                <w:szCs w:val="20"/>
+              </w:rPr>
+              <w:t xml:space="preserve">dinsdag</w:t>
             </w:r>
           </w:p>
         </w:tc>
@@ -888,21 +2628,24 @@
           <w:tcPr>
             <w:tcW w:type="dxa" w:w="1500"/>
             <w:tcMar>
-              <w:top w:type="dxa" w:w="60"/>
-              <w:left w:type="dxa" w:w="100"/>
-              <w:bottom w:type="dxa" w:w="60"/>
-              <w:right w:type="dxa" w:w="100"/>
-            </w:tcMar>
-          </w:tcPr>
-          <w:p>
-            <w:r>
-              <w:rPr>
-                <w:b w:val="false"/>
-                <w:bCs w:val="false"/>
-                <w:sz w:val="20"/>
-                <w:szCs w:val="20"/>
-              </w:rPr>
-              <w:t xml:space="preserve">45</w:t>
+              <w:top w:type="dxa" w:w="50"/>
+              <w:left w:type="dxa" w:w="90"/>
+              <w:bottom w:type="dxa" w:w="50"/>
+              <w:right w:type="dxa" w:w="90"/>
+            </w:tcMar>
+          </w:tcPr>
+          <w:p>
+            <w:pPr>
+              <w:jc w:val="center"/>
+            </w:pPr>
+            <w:r>
+              <w:rPr>
+                <w:b w:val="false"/>
+                <w:bCs w:val="false"/>
+                <w:sz w:val="20"/>
+                <w:szCs w:val="20"/>
+              </w:rPr>
+              <w:t xml:space="preserve">−0,5</w:t>
             </w:r>
           </w:p>
         </w:tc>
@@ -910,21 +2653,24 @@
           <w:tcPr>
             <w:tcW w:type="dxa" w:w="1500"/>
             <w:tcMar>
-              <w:top w:type="dxa" w:w="60"/>
-              <w:left w:type="dxa" w:w="100"/>
-              <w:bottom w:type="dxa" w:w="60"/>
-              <w:right w:type="dxa" w:w="100"/>
-            </w:tcMar>
-          </w:tcPr>
-          <w:p>
-            <w:r>
-              <w:rPr>
-                <w:b w:val="false"/>
-                <w:bCs w:val="false"/>
-                <w:sz w:val="20"/>
-                <w:szCs w:val="20"/>
-              </w:rPr>
-              <w:t xml:space="preserve">20</w:t>
+              <w:top w:type="dxa" w:w="50"/>
+              <w:left w:type="dxa" w:w="90"/>
+              <w:bottom w:type="dxa" w:w="50"/>
+              <w:right w:type="dxa" w:w="90"/>
+            </w:tcMar>
+          </w:tcPr>
+          <w:p>
+            <w:pPr>
+              <w:jc w:val="center"/>
+            </w:pPr>
+            <w:r>
+              <w:rPr>
+                <w:b w:val="false"/>
+                <w:bCs w:val="false"/>
+                <w:sz w:val="20"/>
+                <w:szCs w:val="20"/>
+              </w:rPr>
+              <w:t xml:space="preserve">+1,6</w:t>
             </w:r>
           </w:p>
         </w:tc>
@@ -932,21 +2678,24 @@
           <w:tcPr>
             <w:tcW w:type="dxa" w:w="1500"/>
             <w:tcMar>
-              <w:top w:type="dxa" w:w="60"/>
-              <w:left w:type="dxa" w:w="100"/>
-              <w:bottom w:type="dxa" w:w="60"/>
-              <w:right w:type="dxa" w:w="100"/>
-            </w:tcMar>
-          </w:tcPr>
-          <w:p>
-            <w:r>
-              <w:rPr>
-                <w:b w:val="false"/>
-                <w:bCs w:val="false"/>
-                <w:sz w:val="20"/>
-                <w:szCs w:val="20"/>
-              </w:rPr>
-              <w:t xml:space="preserve">70</w:t>
+              <w:top w:type="dxa" w:w="50"/>
+              <w:left w:type="dxa" w:w="90"/>
+              <w:bottom w:type="dxa" w:w="50"/>
+              <w:right w:type="dxa" w:w="90"/>
+            </w:tcMar>
+          </w:tcPr>
+          <w:p>
+            <w:pPr>
+              <w:jc w:val="center"/>
+            </w:pPr>
+            <w:r>
+              <w:rPr>
+                <w:b w:val="false"/>
+                <w:bCs w:val="false"/>
+                <w:sz w:val="20"/>
+                <w:szCs w:val="20"/>
+              </w:rPr>
+              <w:t xml:space="preserve">−2,0</w:t>
             </w:r>
           </w:p>
         </w:tc>
@@ -954,21 +2703,24 @@
           <w:tcPr>
             <w:tcW w:type="dxa" w:w="1500"/>
             <w:tcMar>
-              <w:top w:type="dxa" w:w="60"/>
-              <w:left w:type="dxa" w:w="100"/>
-              <w:bottom w:type="dxa" w:w="60"/>
-              <w:right w:type="dxa" w:w="100"/>
-            </w:tcMar>
-          </w:tcPr>
-          <w:p>
-            <w:r>
-              <w:rPr>
-                <w:b w:val="false"/>
-                <w:bCs w:val="false"/>
-                <w:sz w:val="20"/>
-                <w:szCs w:val="20"/>
-              </w:rPr>
-              <w:t xml:space="preserve">55</w:t>
+              <w:top w:type="dxa" w:w="50"/>
+              <w:left w:type="dxa" w:w="90"/>
+              <w:bottom w:type="dxa" w:w="50"/>
+              <w:right w:type="dxa" w:w="90"/>
+            </w:tcMar>
+          </w:tcPr>
+          <w:p>
+            <w:pPr>
+              <w:jc w:val="center"/>
+            </w:pPr>
+            <w:r>
+              <w:rPr>
+                <w:b w:val="false"/>
+                <w:bCs w:val="false"/>
+                <w:sz w:val="20"/>
+                <w:szCs w:val="20"/>
+              </w:rPr>
+              <w:t xml:space="preserve">+0,9</w:t>
             </w:r>
           </w:p>
         </w:tc>
@@ -979,12 +2731,391 @@
         </w:trPr>
         <w:tc>
           <w:tcPr>
-            <w:tcW w:type="dxa" w:w="2200"/>
-            <w:tcMar>
-              <w:top w:type="dxa" w:w="60"/>
-              <w:left w:type="dxa" w:w="100"/>
-              <w:bottom w:type="dxa" w:w="60"/>
-              <w:right w:type="dxa" w:w="100"/>
+            <w:tcW w:type="dxa" w:w="1900"/>
+            <w:tcMar>
+              <w:top w:type="dxa" w:w="50"/>
+              <w:left w:type="dxa" w:w="90"/>
+              <w:bottom w:type="dxa" w:w="50"/>
+              <w:right w:type="dxa" w:w="90"/>
+            </w:tcMar>
+          </w:tcPr>
+          <w:p>
+            <w:r>
+              <w:rPr>
+                <w:b w:val="false"/>
+                <w:bCs w:val="false"/>
+                <w:sz w:val="20"/>
+                <w:szCs w:val="20"/>
+              </w:rPr>
+              <w:t xml:space="preserve">woensdag</w:t>
+            </w:r>
+          </w:p>
+        </w:tc>
+        <w:tc>
+          <w:tcPr>
+            <w:tcW w:type="dxa" w:w="1500"/>
+            <w:tcMar>
+              <w:top w:type="dxa" w:w="50"/>
+              <w:left w:type="dxa" w:w="90"/>
+              <w:bottom w:type="dxa" w:w="50"/>
+              <w:right w:type="dxa" w:w="90"/>
+            </w:tcMar>
+          </w:tcPr>
+          <w:p>
+            <w:pPr>
+              <w:jc w:val="center"/>
+            </w:pPr>
+            <w:r>
+              <w:rPr>
+                <w:b w:val="false"/>
+                <w:bCs w:val="false"/>
+                <w:sz w:val="20"/>
+                <w:szCs w:val="20"/>
+              </w:rPr>
+              <w:t xml:space="preserve">+0,7</w:t>
+            </w:r>
+          </w:p>
+        </w:tc>
+        <w:tc>
+          <w:tcPr>
+            <w:tcW w:type="dxa" w:w="1500"/>
+            <w:tcMar>
+              <w:top w:type="dxa" w:w="50"/>
+              <w:left w:type="dxa" w:w="90"/>
+              <w:bottom w:type="dxa" w:w="50"/>
+              <w:right w:type="dxa" w:w="90"/>
+            </w:tcMar>
+          </w:tcPr>
+          <w:p>
+            <w:pPr>
+              <w:jc w:val="center"/>
+            </w:pPr>
+            <w:r>
+              <w:rPr>
+                <w:b w:val="false"/>
+                <w:bCs w:val="false"/>
+                <w:sz w:val="20"/>
+                <w:szCs w:val="20"/>
+              </w:rPr>
+              <w:t xml:space="preserve">+2,9</w:t>
+            </w:r>
+          </w:p>
+        </w:tc>
+        <w:tc>
+          <w:tcPr>
+            <w:tcW w:type="dxa" w:w="1500"/>
+            <w:tcMar>
+              <w:top w:type="dxa" w:w="50"/>
+              <w:left w:type="dxa" w:w="90"/>
+              <w:bottom w:type="dxa" w:w="50"/>
+              <w:right w:type="dxa" w:w="90"/>
+            </w:tcMar>
+          </w:tcPr>
+          <w:p>
+            <w:pPr>
+              <w:jc w:val="center"/>
+            </w:pPr>
+            <w:r>
+              <w:rPr>
+                <w:b w:val="false"/>
+                <w:bCs w:val="false"/>
+                <w:sz w:val="20"/>
+                <w:szCs w:val="20"/>
+              </w:rPr>
+              <w:t xml:space="preserve">−0,7</w:t>
+            </w:r>
+          </w:p>
+        </w:tc>
+        <w:tc>
+          <w:tcPr>
+            <w:tcW w:type="dxa" w:w="1500"/>
+            <w:tcMar>
+              <w:top w:type="dxa" w:w="50"/>
+              <w:left w:type="dxa" w:w="90"/>
+              <w:bottom w:type="dxa" w:w="50"/>
+              <w:right w:type="dxa" w:w="90"/>
+            </w:tcMar>
+          </w:tcPr>
+          <w:p>
+            <w:pPr>
+              <w:jc w:val="center"/>
+            </w:pPr>
+            <w:r>
+              <w:rPr>
+                <w:b w:val="false"/>
+                <w:bCs w:val="false"/>
+                <w:sz w:val="20"/>
+                <w:szCs w:val="20"/>
+              </w:rPr>
+              <w:t xml:space="preserve">−2,9</w:t>
+            </w:r>
+          </w:p>
+        </w:tc>
+      </w:tr>
+      <w:tr>
+        <w:trPr>
+          <w:tblHeader w:val="false"/>
+        </w:trPr>
+        <w:tc>
+          <w:tcPr>
+            <w:tcW w:type="dxa" w:w="1900"/>
+            <w:tcMar>
+              <w:top w:type="dxa" w:w="50"/>
+              <w:left w:type="dxa" w:w="90"/>
+              <w:bottom w:type="dxa" w:w="50"/>
+              <w:right w:type="dxa" w:w="90"/>
+            </w:tcMar>
+          </w:tcPr>
+          <w:p>
+            <w:r>
+              <w:rPr>
+                <w:b w:val="false"/>
+                <w:bCs w:val="false"/>
+                <w:sz w:val="20"/>
+                <w:szCs w:val="20"/>
+              </w:rPr>
+              <w:t xml:space="preserve">donderdag</w:t>
+            </w:r>
+          </w:p>
+        </w:tc>
+        <w:tc>
+          <w:tcPr>
+            <w:tcW w:type="dxa" w:w="1500"/>
+            <w:tcMar>
+              <w:top w:type="dxa" w:w="50"/>
+              <w:left w:type="dxa" w:w="90"/>
+              <w:bottom w:type="dxa" w:w="50"/>
+              <w:right w:type="dxa" w:w="90"/>
+            </w:tcMar>
+          </w:tcPr>
+          <w:p>
+            <w:pPr>
+              <w:jc w:val="center"/>
+            </w:pPr>
+            <w:r>
+              <w:rPr>
+                <w:b w:val="false"/>
+                <w:bCs w:val="false"/>
+                <w:sz w:val="20"/>
+                <w:szCs w:val="20"/>
+              </w:rPr>
+              <w:t xml:space="preserve">+5,7</w:t>
+            </w:r>
+          </w:p>
+        </w:tc>
+        <w:tc>
+          <w:tcPr>
+            <w:tcW w:type="dxa" w:w="1500"/>
+            <w:shd w:fill="FCE9D6" w:color="auto" w:val="clear"/>
+            <w:tcMar>
+              <w:top w:type="dxa" w:w="50"/>
+              <w:left w:type="dxa" w:w="90"/>
+              <w:bottom w:type="dxa" w:w="50"/>
+              <w:right w:type="dxa" w:w="90"/>
+            </w:tcMar>
+          </w:tcPr>
+          <w:p>
+            <w:r>
+              <w:rPr>
+                <w:b/>
+                <w:bCs/>
+                <w:sz w:val="20"/>
+                <w:szCs w:val="20"/>
+              </w:rPr>
+              <w:t xml:space="preserve">−12,1</w:t>
+            </w:r>
+          </w:p>
+        </w:tc>
+        <w:tc>
+          <w:tcPr>
+            <w:tcW w:type="dxa" w:w="1500"/>
+            <w:tcMar>
+              <w:top w:type="dxa" w:w="50"/>
+              <w:left w:type="dxa" w:w="90"/>
+              <w:bottom w:type="dxa" w:w="50"/>
+              <w:right w:type="dxa" w:w="90"/>
+            </w:tcMar>
+          </w:tcPr>
+          <w:p>
+            <w:pPr>
+              <w:jc w:val="center"/>
+            </w:pPr>
+            <w:r>
+              <w:rPr>
+                <w:b w:val="false"/>
+                <w:bCs w:val="false"/>
+                <w:sz w:val="20"/>
+                <w:szCs w:val="20"/>
+              </w:rPr>
+              <w:t xml:space="preserve">+4,3</w:t>
+            </w:r>
+          </w:p>
+        </w:tc>
+        <w:tc>
+          <w:tcPr>
+            <w:tcW w:type="dxa" w:w="1500"/>
+            <w:tcMar>
+              <w:top w:type="dxa" w:w="50"/>
+              <w:left w:type="dxa" w:w="90"/>
+              <w:bottom w:type="dxa" w:w="50"/>
+              <w:right w:type="dxa" w:w="90"/>
+            </w:tcMar>
+          </w:tcPr>
+          <w:p>
+            <w:pPr>
+              <w:jc w:val="center"/>
+            </w:pPr>
+            <w:r>
+              <w:rPr>
+                <w:b w:val="false"/>
+                <w:bCs w:val="false"/>
+                <w:sz w:val="20"/>
+                <w:szCs w:val="20"/>
+              </w:rPr>
+              <w:t xml:space="preserve">+2,2</w:t>
+            </w:r>
+          </w:p>
+        </w:tc>
+      </w:tr>
+      <w:tr>
+        <w:trPr>
+          <w:tblHeader w:val="false"/>
+        </w:trPr>
+        <w:tc>
+          <w:tcPr>
+            <w:tcW w:type="dxa" w:w="1900"/>
+            <w:tcMar>
+              <w:top w:type="dxa" w:w="50"/>
+              <w:left w:type="dxa" w:w="90"/>
+              <w:bottom w:type="dxa" w:w="50"/>
+              <w:right w:type="dxa" w:w="90"/>
+            </w:tcMar>
+          </w:tcPr>
+          <w:p>
+            <w:r>
+              <w:rPr>
+                <w:b w:val="false"/>
+                <w:bCs w:val="false"/>
+                <w:sz w:val="20"/>
+                <w:szCs w:val="20"/>
+              </w:rPr>
+              <w:t xml:space="preserve">vrijdag</w:t>
+            </w:r>
+          </w:p>
+        </w:tc>
+        <w:tc>
+          <w:tcPr>
+            <w:tcW w:type="dxa" w:w="1500"/>
+            <w:tcMar>
+              <w:top w:type="dxa" w:w="50"/>
+              <w:left w:type="dxa" w:w="90"/>
+              <w:bottom w:type="dxa" w:w="50"/>
+              <w:right w:type="dxa" w:w="90"/>
+            </w:tcMar>
+          </w:tcPr>
+          <w:p>
+            <w:pPr>
+              <w:jc w:val="center"/>
+            </w:pPr>
+            <w:r>
+              <w:rPr>
+                <w:b w:val="false"/>
+                <w:bCs w:val="false"/>
+                <w:sz w:val="20"/>
+                <w:szCs w:val="20"/>
+              </w:rPr>
+              <w:t xml:space="preserve">−1,8</w:t>
+            </w:r>
+          </w:p>
+        </w:tc>
+        <w:tc>
+          <w:tcPr>
+            <w:tcW w:type="dxa" w:w="1500"/>
+            <w:tcMar>
+              <w:top w:type="dxa" w:w="50"/>
+              <w:left w:type="dxa" w:w="90"/>
+              <w:bottom w:type="dxa" w:w="50"/>
+              <w:right w:type="dxa" w:w="90"/>
+            </w:tcMar>
+          </w:tcPr>
+          <w:p>
+            <w:pPr>
+              <w:jc w:val="center"/>
+            </w:pPr>
+            <w:r>
+              <w:rPr>
+                <w:b w:val="false"/>
+                <w:bCs w:val="false"/>
+                <w:sz w:val="20"/>
+                <w:szCs w:val="20"/>
+              </w:rPr>
+              <w:t xml:space="preserve">+0,4</w:t>
+            </w:r>
+          </w:p>
+        </w:tc>
+        <w:tc>
+          <w:tcPr>
+            <w:tcW w:type="dxa" w:w="1500"/>
+            <w:tcMar>
+              <w:top w:type="dxa" w:w="50"/>
+              <w:left w:type="dxa" w:w="90"/>
+              <w:bottom w:type="dxa" w:w="50"/>
+              <w:right w:type="dxa" w:w="90"/>
+            </w:tcMar>
+          </w:tcPr>
+          <w:p>
+            <w:pPr>
+              <w:jc w:val="center"/>
+            </w:pPr>
+            <w:r>
+              <w:rPr>
+                <w:b w:val="false"/>
+                <w:bCs w:val="false"/>
+                <w:sz w:val="20"/>
+                <w:szCs w:val="20"/>
+              </w:rPr>
+              <w:t xml:space="preserve">+1,8</w:t>
+            </w:r>
+          </w:p>
+        </w:tc>
+        <w:tc>
+          <w:tcPr>
+            <w:tcW w:type="dxa" w:w="1500"/>
+            <w:tcMar>
+              <w:top w:type="dxa" w:w="50"/>
+              <w:left w:type="dxa" w:w="90"/>
+              <w:bottom w:type="dxa" w:w="50"/>
+              <w:right w:type="dxa" w:w="90"/>
+            </w:tcMar>
+          </w:tcPr>
+          <w:p>
+            <w:pPr>
+              <w:jc w:val="center"/>
+            </w:pPr>
+            <w:r>
+              <w:rPr>
+                <w:b w:val="false"/>
+                <w:bCs w:val="false"/>
+                <w:sz w:val="20"/>
+                <w:szCs w:val="20"/>
+              </w:rPr>
+              <w:t xml:space="preserve">−0,4</w:t>
+            </w:r>
+          </w:p>
+        </w:tc>
+      </w:tr>
+      <w:tr>
+        <w:trPr>
+          <w:tblHeader w:val="false"/>
+        </w:trPr>
+        <w:tc>
+          <w:tcPr>
+            <w:tcW w:type="dxa" w:w="1900"/>
+            <w:tcMar>
+              <w:top w:type="dxa" w:w="50"/>
+              <w:left w:type="dxa" w:w="90"/>
+              <w:bottom w:type="dxa" w:w="50"/>
+              <w:right w:type="dxa" w:w="90"/>
             </w:tcMar>
           </w:tcPr>
           <w:p>
@@ -1003,21 +3134,24 @@
           <w:tcPr>
             <w:tcW w:type="dxa" w:w="1500"/>
             <w:tcMar>
-              <w:top w:type="dxa" w:w="60"/>
-              <w:left w:type="dxa" w:w="100"/>
-              <w:bottom w:type="dxa" w:w="60"/>
-              <w:right w:type="dxa" w:w="100"/>
-            </w:tcMar>
-          </w:tcPr>
-          <w:p>
-            <w:r>
-              <w:rPr>
-                <w:b w:val="false"/>
-                <w:bCs w:val="false"/>
-                <w:sz w:val="20"/>
-                <w:szCs w:val="20"/>
-              </w:rPr>
-              <w:t xml:space="preserve">55</w:t>
+              <w:top w:type="dxa" w:w="50"/>
+              <w:left w:type="dxa" w:w="90"/>
+              <w:bottom w:type="dxa" w:w="50"/>
+              <w:right w:type="dxa" w:w="90"/>
+            </w:tcMar>
+          </w:tcPr>
+          <w:p>
+            <w:pPr>
+              <w:jc w:val="center"/>
+            </w:pPr>
+            <w:r>
+              <w:rPr>
+                <w:b w:val="false"/>
+                <w:bCs w:val="false"/>
+                <w:sz w:val="20"/>
+                <w:szCs w:val="20"/>
+              </w:rPr>
+              <w:t xml:space="preserve">−4,3</w:t>
             </w:r>
           </w:p>
         </w:tc>
@@ -1025,21 +3159,24 @@
           <w:tcPr>
             <w:tcW w:type="dxa" w:w="1500"/>
             <w:tcMar>
-              <w:top w:type="dxa" w:w="60"/>
-              <w:left w:type="dxa" w:w="100"/>
-              <w:bottom w:type="dxa" w:w="60"/>
-              <w:right w:type="dxa" w:w="100"/>
-            </w:tcMar>
-          </w:tcPr>
-          <w:p>
-            <w:r>
-              <w:rPr>
-                <w:b w:val="false"/>
-                <w:bCs w:val="false"/>
-                <w:sz w:val="20"/>
-                <w:szCs w:val="20"/>
-              </w:rPr>
-              <w:t xml:space="preserve">55</w:t>
+              <w:top w:type="dxa" w:w="50"/>
+              <w:left w:type="dxa" w:w="90"/>
+              <w:bottom w:type="dxa" w:w="50"/>
+              <w:right w:type="dxa" w:w="90"/>
+            </w:tcMar>
+          </w:tcPr>
+          <w:p>
+            <w:pPr>
+              <w:jc w:val="center"/>
+            </w:pPr>
+            <w:r>
+              <w:rPr>
+                <w:b w:val="false"/>
+                <w:bCs w:val="false"/>
+                <w:sz w:val="20"/>
+                <w:szCs w:val="20"/>
+              </w:rPr>
+              <w:t xml:space="preserve">+2,9</w:t>
             </w:r>
           </w:p>
         </w:tc>
@@ -1047,21 +3184,24 @@
           <w:tcPr>
             <w:tcW w:type="dxa" w:w="1500"/>
             <w:tcMar>
-              <w:top w:type="dxa" w:w="60"/>
-              <w:left w:type="dxa" w:w="100"/>
-              <w:bottom w:type="dxa" w:w="60"/>
-              <w:right w:type="dxa" w:w="100"/>
-            </w:tcMar>
-          </w:tcPr>
-          <w:p>
-            <w:r>
-              <w:rPr>
-                <w:b w:val="false"/>
-                <w:bCs w:val="false"/>
-                <w:sz w:val="20"/>
-                <w:szCs w:val="20"/>
-              </w:rPr>
-              <w:t xml:space="preserve">85</w:t>
+              <w:top w:type="dxa" w:w="50"/>
+              <w:left w:type="dxa" w:w="90"/>
+              <w:bottom w:type="dxa" w:w="50"/>
+              <w:right w:type="dxa" w:w="90"/>
+            </w:tcMar>
+          </w:tcPr>
+          <w:p>
+            <w:pPr>
+              <w:jc w:val="center"/>
+            </w:pPr>
+            <w:r>
+              <w:rPr>
+                <w:b w:val="false"/>
+                <w:bCs w:val="false"/>
+                <w:sz w:val="20"/>
+                <w:szCs w:val="20"/>
+              </w:rPr>
+              <w:t xml:space="preserve">−0,7</w:t>
             </w:r>
           </w:p>
         </w:tc>
@@ -1069,43 +3209,205 @@
           <w:tcPr>
             <w:tcW w:type="dxa" w:w="1500"/>
             <w:tcMar>
-              <w:top w:type="dxa" w:w="60"/>
-              <w:left w:type="dxa" w:w="100"/>
-              <w:bottom w:type="dxa" w:w="60"/>
-              <w:right w:type="dxa" w:w="100"/>
-            </w:tcMar>
-          </w:tcPr>
-          <w:p>
-            <w:r>
-              <w:rPr>
-                <w:b w:val="false"/>
-                <w:bCs w:val="false"/>
-                <w:sz w:val="20"/>
-                <w:szCs w:val="20"/>
-              </w:rPr>
-              <w:t xml:space="preserve">75</w:t>
+              <w:top w:type="dxa" w:w="50"/>
+              <w:left w:type="dxa" w:w="90"/>
+              <w:bottom w:type="dxa" w:w="50"/>
+              <w:right w:type="dxa" w:w="90"/>
+            </w:tcMar>
+          </w:tcPr>
+          <w:p>
+            <w:pPr>
+              <w:jc w:val="center"/>
+            </w:pPr>
+            <w:r>
+              <w:rPr>
+                <w:b w:val="false"/>
+                <w:bCs w:val="false"/>
+                <w:sz w:val="20"/>
+                <w:szCs w:val="20"/>
+              </w:rPr>
+              <w:t xml:space="preserve">+2,2</w:t>
+            </w:r>
+          </w:p>
+        </w:tc>
+      </w:tr>
+      <w:tr>
+        <w:trPr>
+          <w:tblHeader w:val="false"/>
+        </w:trPr>
+        <w:tc>
+          <w:tcPr>
+            <w:tcW w:type="dxa" w:w="1900"/>
+            <w:tcMar>
+              <w:top w:type="dxa" w:w="50"/>
+              <w:left w:type="dxa" w:w="90"/>
+              <w:bottom w:type="dxa" w:w="50"/>
+              <w:right w:type="dxa" w:w="90"/>
+            </w:tcMar>
+          </w:tcPr>
+          <w:p>
+            <w:r>
+              <w:rPr>
+                <w:b w:val="false"/>
+                <w:bCs w:val="false"/>
+                <w:sz w:val="20"/>
+                <w:szCs w:val="20"/>
+              </w:rPr>
+              <w:t xml:space="preserve">zondag</w:t>
+            </w:r>
+          </w:p>
+        </w:tc>
+        <w:tc>
+          <w:tcPr>
+            <w:tcW w:type="dxa" w:w="1500"/>
+            <w:tcMar>
+              <w:top w:type="dxa" w:w="50"/>
+              <w:left w:type="dxa" w:w="90"/>
+              <w:bottom w:type="dxa" w:w="50"/>
+              <w:right w:type="dxa" w:w="90"/>
+            </w:tcMar>
+          </w:tcPr>
+          <w:p>
+            <w:pPr>
+              <w:jc w:val="center"/>
+            </w:pPr>
+            <w:r>
+              <w:rPr>
+                <w:b w:val="false"/>
+                <w:bCs w:val="false"/>
+                <w:sz w:val="20"/>
+                <w:szCs w:val="20"/>
+              </w:rPr>
+              <w:t xml:space="preserve">−1,8</w:t>
+            </w:r>
+          </w:p>
+        </w:tc>
+        <w:tc>
+          <w:tcPr>
+            <w:tcW w:type="dxa" w:w="1500"/>
+            <w:tcMar>
+              <w:top w:type="dxa" w:w="50"/>
+              <w:left w:type="dxa" w:w="90"/>
+              <w:bottom w:type="dxa" w:w="50"/>
+              <w:right w:type="dxa" w:w="90"/>
+            </w:tcMar>
+          </w:tcPr>
+          <w:p>
+            <w:pPr>
+              <w:jc w:val="center"/>
+            </w:pPr>
+            <w:r>
+              <w:rPr>
+                <w:b w:val="false"/>
+                <w:bCs w:val="false"/>
+                <w:sz w:val="20"/>
+                <w:szCs w:val="20"/>
+              </w:rPr>
+              <w:t xml:space="preserve">+0,4</w:t>
+            </w:r>
+          </w:p>
+        </w:tc>
+        <w:tc>
+          <w:tcPr>
+            <w:tcW w:type="dxa" w:w="1500"/>
+            <w:tcMar>
+              <w:top w:type="dxa" w:w="50"/>
+              <w:left w:type="dxa" w:w="90"/>
+              <w:bottom w:type="dxa" w:w="50"/>
+              <w:right w:type="dxa" w:w="90"/>
+            </w:tcMar>
+          </w:tcPr>
+          <w:p>
+            <w:pPr>
+              <w:jc w:val="center"/>
+            </w:pPr>
+            <w:r>
+              <w:rPr>
+                <w:b w:val="false"/>
+                <w:bCs w:val="false"/>
+                <w:sz w:val="20"/>
+                <w:szCs w:val="20"/>
+              </w:rPr>
+              <w:t xml:space="preserve">+1,8</w:t>
+            </w:r>
+          </w:p>
+        </w:tc>
+        <w:tc>
+          <w:tcPr>
+            <w:tcW w:type="dxa" w:w="1500"/>
+            <w:tcMar>
+              <w:top w:type="dxa" w:w="50"/>
+              <w:left w:type="dxa" w:w="90"/>
+              <w:bottom w:type="dxa" w:w="50"/>
+              <w:right w:type="dxa" w:w="90"/>
+            </w:tcMar>
+          </w:tcPr>
+          <w:p>
+            <w:pPr>
+              <w:jc w:val="center"/>
+            </w:pPr>
+            <w:r>
+              <w:rPr>
+                <w:b w:val="false"/>
+                <w:bCs w:val="false"/>
+                <w:sz w:val="20"/>
+                <w:szCs w:val="20"/>
+              </w:rPr>
+              <w:t xml:space="preserve">−0,4</w:t>
             </w:r>
           </w:p>
         </w:tc>
       </w:tr>
     </w:tbl>
-    <w:p>
-      <w:pPr>
-        <w:spacing w:after="80"/>
-      </w:pPr>
-    </w:p>
-    <w:p>
-      <w:pPr>
-        <w:spacing w:after="120"/>
-      </w:pPr>
-      <w:r>
-        <w:t xml:space="preserve">Middag is bij deze zaak altijd laag — dat zit al in het dagdeel-effect. De maandagmiddag (30) is precies wat je van een maandagmiddag verwacht, dus geen bijzonderheid. De donderdagmiddag (20) ligt onder wat “donderdag + middag” samen voorspellen: dat is de opvallende afwijking. De ontleding haalt het gewone eruit; de afwijking houdt het bijzondere over.</w:t>
-      </w:r>
-    </w:p>
+    <w:tbl>
+      <w:tblPr>
+        <w:tblW w:type="dxa" w:w="9000"/>
+        <w:tblBorders>
+          <w:top w:val="single" w:color="1F4A2D" w:sz="2"/>
+          <w:left w:val="single" w:color="1F4A2D" w:sz="12"/>
+          <w:bottom w:val="single" w:color="1F4A2D" w:sz="2"/>
+          <w:right w:val="single" w:color="1F4A2D" w:sz="2"/>
+          <w:insideH w:val="none"/>
+          <w:insideV w:val="none"/>
+        </w:tblBorders>
+      </w:tblPr>
+      <w:tblGrid>
+        <w:gridCol w:w="9000"/>
+      </w:tblGrid>
+      <w:tr>
+        <w:tc>
+          <w:tcPr>
+            <w:tcW w:type="dxa" w:w="9000"/>
+            <w:shd w:fill="EFE8D8" w:color="auto" w:val="clear"/>
+            <w:tcMar>
+              <w:top w:type="dxa" w:w="120"/>
+              <w:left w:type="dxa" w:w="180"/>
+              <w:bottom w:type="dxa" w:w="120"/>
+              <w:right w:type="dxa" w:w="180"/>
+            </w:tcMar>
+          </w:tcPr>
+          <w:p>
+            <w:pPr>
+              <w:spacing w:after="120"/>
+            </w:pPr>
+            <w:r>
+              <w:rPr>
+                <w:b/>
+                <w:bCs/>
+              </w:rPr>
+              <w:t xml:space="preserve">Wat je hier ziet: </w:t>
+            </w:r>
+            <w:r>
+              <w:t xml:space="preserve">donderdag-middag (−12,1) springt er als enige echt uit. Alle andere middagen zweven rond nul: absoluut gezien laag, maar precies zoals verwacht, dus géén vals alarm. De ontleding haalt het gewone eruit; de afwijking houdt het bijzondere over.</w:t>
+            </w:r>
+          </w:p>
+        </w:tc>
+      </w:tr>
+    </w:tbl>
     <w:p>
       <w:pPr>
         <w:pStyle w:val="Heading1"/>
-        <w:spacing w:after="140" w:before="320"/>
+        <w:spacing w:after="140" w:before="340"/>
       </w:pPr>
       <w:r>
         <w:rPr>
@@ -1113,7 +3415,7 @@
           <w:bCs/>
           <w:color w:val="1F4A2D"/>
         </w:rPr>
-        <w:t xml:space="preserve">5. Wanneer telt iets als “rustig”?</w:t>
+        <w:t xml:space="preserve">5. Robuust rekenen: median polish + MAD</w:t>
       </w:r>
     </w:p>
     <w:p>
@@ -1121,7 +3423,202 @@
         <w:spacing w:after="120"/>
       </w:pPr>
       <w:r>
-        <w:t xml:space="preserve">Twee voorwaarden samen, plus een plafond:</w:t>
+        <w:t xml:space="preserve">In de code gebruiken we niet het gewone gemiddelde maar de mediaan (median polish) en de MAD. Reden: de rustige dip die we zóeken vervuilt anders zijn eigen baseline. Onderstaand voorbeeld laat het verschil zien.</w:t>
+      </w:r>
+    </w:p>
+    <w:p>
+      <w:pPr>
+        <w:pStyle w:val="Heading2"/>
+        <w:spacing w:after="90" w:before="220"/>
+      </w:pPr>
+      <w:r>
+        <w:rPr>
+          <w:b/>
+          <w:bCs/>
+          <w:color w:val="1F4A2D"/>
+        </w:rPr>
+        <w:t xml:space="preserve">Waarom mediaan i.p.v. gemiddelde</w:t>
+      </w:r>
+    </w:p>
+    <w:p>
+      <w:pPr>
+        <w:spacing w:after="120"/>
+      </w:pPr>
+      <w:r>
+        <w:t xml:space="preserve">Stel de afwijkingen van een dagdeel over de weken zijn:</w:t>
+      </w:r>
+    </w:p>
+    <w:p>
+      <w:pPr>
+        <w:spacing w:after="40"/>
+        <w:ind w:left="240"/>
+      </w:pPr>
+      <w:r>
+        <w:rPr>
+          <w:rFonts w:ascii="Consolas" w:cs="Consolas" w:eastAsia="Consolas" w:hAnsi="Consolas"/>
+          <w:color w:val="18181B"/>
+          <w:sz w:val="20"/>
+          <w:szCs w:val="20"/>
+        </w:rPr>
+        <w:t xml:space="preserve">−1,  0,  +1,  −2,  +2,  −15        (die laatste = de ongewone dip)</w:t>
+      </w:r>
+    </w:p>
+    <w:p>
+      <w:pPr>
+        <w:spacing w:after="120"/>
+      </w:pPr>
+      <w:r>
+        <w:t xml:space="preserve">De “normale schommeling” meten we op twee manieren:</w:t>
+      </w:r>
+    </w:p>
+    <w:p>
+      <w:pPr>
+        <w:spacing w:after="120"/>
+      </w:pPr>
+      <w:r>
+        <w:rPr>
+          <w:b/>
+          <w:bCs/>
+        </w:rPr>
+        <w:t xml:space="preserve">Standaarddeviatie (fout hier): </w:t>
+      </w:r>
+      <w:r>
+        <w:t xml:space="preserve">gemiddelde = (−1+0+1−2+2−15)/6 = −2,5; daarna de wortel van de gemiddelde kwadraat-afstand ≈ 5,7. De ene −15 blaast dit op tot bijna 4× de echte schommeling.</w:t>
+      </w:r>
+    </w:p>
+    <w:p>
+      <w:pPr>
+        <w:spacing w:after="120"/>
+      </w:pPr>
+      <w:r>
+        <w:rPr>
+          <w:b/>
+          <w:bCs/>
+        </w:rPr>
+        <w:t xml:space="preserve">MAD (goed): </w:t>
+      </w:r>
+      <w:r>
+        <w:t xml:space="preserve">de mediane absolute afwijking t.o.v. de mediaan.</w:t>
+      </w:r>
+    </w:p>
+    <w:p>
+      <w:pPr>
+        <w:pStyle w:val="ListParagraph"/>
+        <w:numPr>
+          <w:ilvl w:val="0"/>
+          <w:numId w:val="3"/>
+        </w:numPr>
+        <w:spacing w:after="80"/>
+      </w:pPr>
+      <w:r>
+        <w:t xml:space="preserve">Mediaan van de reeks ≈ −0,5.</w:t>
+      </w:r>
+    </w:p>
+    <w:p>
+      <w:pPr>
+        <w:pStyle w:val="ListParagraph"/>
+        <w:numPr>
+          <w:ilvl w:val="0"/>
+          <w:numId w:val="3"/>
+        </w:numPr>
+        <w:spacing w:after="80"/>
+      </w:pPr>
+      <w:r>
+        <w:t xml:space="preserve">Afstand van elk getal tot die mediaan: </w:t>
+      </w:r>
+      <w:r>
+        <w:rPr>
+          <w:rFonts w:ascii="Consolas" w:cs="Consolas" w:eastAsia="Consolas" w:hAnsi="Consolas"/>
+        </w:rPr>
+        <w:t xml:space="preserve">0,5 · 0,5 · 1,5 · 1,5 · 2,5 · 14,5</w:t>
+      </w:r>
+    </w:p>
+    <w:p>
+      <w:pPr>
+        <w:pStyle w:val="ListParagraph"/>
+        <w:numPr>
+          <w:ilvl w:val="0"/>
+          <w:numId w:val="3"/>
+        </w:numPr>
+        <w:spacing w:after="80"/>
+      </w:pPr>
+      <w:r>
+        <w:t xml:space="preserve">Mediaan van díe afstanden = 1,5. Dat is de MAD.</w:t>
+      </w:r>
+    </w:p>
+    <w:p>
+      <w:pPr>
+        <w:spacing w:after="120"/>
+      </w:pPr>
+      <w:r>
+        <w:t xml:space="preserve">De −15 zit in stap 3 helemaal aan de rand en verschuift de mediaan nauwelijks. Zo blijft de maat ~1,5 (de échte schommeling van de gewone momenten), terwijl de standaarddeviatie 5,7 zei.</w:t>
+      </w:r>
+    </w:p>
+    <w:tbl>
+      <w:tblPr>
+        <w:tblW w:type="dxa" w:w="9000"/>
+        <w:tblBorders>
+          <w:top w:val="single" w:color="1F4A2D" w:sz="2"/>
+          <w:left w:val="single" w:color="1F4A2D" w:sz="12"/>
+          <w:bottom w:val="single" w:color="1F4A2D" w:sz="2"/>
+          <w:right w:val="single" w:color="1F4A2D" w:sz="2"/>
+          <w:insideH w:val="none"/>
+          <w:insideV w:val="none"/>
+        </w:tblBorders>
+      </w:tblPr>
+      <w:tblGrid>
+        <w:gridCol w:w="9000"/>
+      </w:tblGrid>
+      <w:tr>
+        <w:tc>
+          <w:tcPr>
+            <w:tcW w:type="dxa" w:w="9000"/>
+            <w:shd w:fill="EFE8D8" w:color="auto" w:val="clear"/>
+            <w:tcMar>
+              <w:top w:type="dxa" w:w="120"/>
+              <w:left w:type="dxa" w:w="180"/>
+              <w:bottom w:type="dxa" w:w="120"/>
+              <w:right w:type="dxa" w:w="180"/>
+            </w:tcMar>
+          </w:tcPr>
+          <w:p>
+            <w:pPr>
+              <w:spacing w:after="120"/>
+            </w:pPr>
+            <w:r>
+              <w:rPr>
+                <w:b/>
+                <w:bCs/>
+              </w:rPr>
+              <w:t xml:space="preserve">Kort: </w:t>
+            </w:r>
+            <w:r>
+              <w:t xml:space="preserve">MAD = de normale schommeling meten op een manier die niet in de war raakt van één uitschieter, precies de uitschieter die we willen vangen. De baseline (verwachting) rekenen we om dezelfde reden met medianen (median polish).</w:t>
+            </w:r>
+          </w:p>
+        </w:tc>
+      </w:tr>
+    </w:tbl>
+    <w:p>
+      <w:pPr>
+        <w:pStyle w:val="Heading1"/>
+        <w:spacing w:after="140" w:before="340"/>
+      </w:pPr>
+      <w:r>
+        <w:rPr>
+          <w:b/>
+          <w:bCs/>
+          <w:color w:val="1F4A2D"/>
+        </w:rPr>
+        <w:t xml:space="preserve">6. Wanneer telt iets als “rustig”?</w:t>
+      </w:r>
+    </w:p>
+    <w:p>
+      <w:pPr>
+        <w:spacing w:after="120"/>
+      </w:pPr>
+      <w:r>
+        <w:t xml:space="preserve">Twee voorwaarden samen, plus een plafond. We rekenen het uit op het weekvoorbeeld hierboven (schommeling ≈ 2,7 na omrekening van de MAD).</w:t>
       </w:r>
     </w:p>
     <w:p>
@@ -1138,10 +3635,10 @@
           <w:b/>
           <w:bCs/>
         </w:rPr>
-        <w:t xml:space="preserve">Onder verwachting én buiten de normale schommeling. </w:t>
-      </w:r>
-      <w:r>
-        <w:t xml:space="preserve">Niet elke afwijking onder nul telt (dat is ~de helft van alles). Een moment telt pas als het duidelijk verder onder de verwachting zit dan de afwijkingen normaal schommelen.</w:t>
+        <w:t xml:space="preserve">1. Onder verwachting én buiten de normale schommeling. </w:t>
+      </w:r>
+      <w:r>
+        <w:t xml:space="preserve">Niet elke afwijking onder nul telt (dat is ~de helft). Grens hier: afwijking moet onder −2,7 liggen.</w:t>
       </w:r>
     </w:p>
     <w:p>
@@ -1158,10 +3655,10 @@
           <w:b/>
           <w:bCs/>
         </w:rPr>
-        <w:t xml:space="preserve">Normale schommeling = robuuste MAD. </w:t>
-      </w:r>
-      <w:r>
-        <w:t xml:space="preserve">We meten de schommeling met de mediane absolute afwijking (MAD), niet met de standaarddeviatie. De MAD raakt niet in de war van één grote dip — juist de dip die we zoeken.</w:t>
+        <w:t xml:space="preserve">2. Vulbaarheid als poort. </w:t>
+      </w:r>
+      <w:r>
+        <w:t xml:space="preserve">Genoeg leegte om te vullen: het gat tussen het dagdeel en de eigen piek (hier 85). Donderdag-middag: 85 − 20 = 65, ruim voldoende.</w:t>
       </w:r>
     </w:p>
     <w:p>
@@ -1178,30 +3675,570 @@
           <w:b/>
           <w:bCs/>
         </w:rPr>
-        <w:t xml:space="preserve">Vulbaarheid als poort. </w:t>
-      </w:r>
-      <w:r>
-        <w:t xml:space="preserve">Een moment moet ook genoeg leegte hebben (gat t.o.v. de eigen piek) om de moeite waard te zijn om te vullen.</w:t>
-      </w:r>
-    </w:p>
-    <w:p>
-      <w:pPr>
-        <w:pStyle w:val="ListParagraph"/>
-        <w:numPr>
-          <w:ilvl w:val="0"/>
-          <w:numId w:val="2"/>
-        </w:numPr>
-        <w:spacing w:after="60"/>
+        <w:t xml:space="preserve">3. Tempo als plafond (instelbaar). </w:t>
+      </w:r>
+      <w:r>
+        <w:t xml:space="preserve">Hoeveel momenten Filly maximaal per week aandraagt.</w:t>
+      </w:r>
+    </w:p>
+    <w:p>
+      <w:pPr>
+        <w:spacing w:after="120"/>
+      </w:pPr>
+      <w:r>
+        <w:t xml:space="preserve">Toegepast op de voorbeeldweek. Dagdelen met afwijking onder −2,7 én genoeg gat:</w:t>
+      </w:r>
+    </w:p>
+    <w:tbl>
+      <w:tblPr>
+        <w:tblW w:type="dxa" w:w="9000"/>
+        <w:tblBorders>
+          <w:top w:val="single" w:color="auto" w:sz="4"/>
+          <w:left w:val="single" w:color="auto" w:sz="4"/>
+          <w:bottom w:val="single" w:color="auto" w:sz="4"/>
+          <w:right w:val="single" w:color="auto" w:sz="4"/>
+          <w:insideH w:val="single" w:color="auto" w:sz="4"/>
+          <w:insideV w:val="single" w:color="auto" w:sz="4"/>
+        </w:tblBorders>
+      </w:tblPr>
+      <w:tblGrid>
+        <w:gridCol w:w="2400"/>
+        <w:gridCol w:w="1500"/>
+        <w:gridCol w:w="1500"/>
+        <w:gridCol w:w="3600"/>
+      </w:tblGrid>
+      <w:tr>
+        <w:trPr>
+          <w:tblHeader/>
+        </w:trPr>
+        <w:tc>
+          <w:tcPr>
+            <w:tcW w:type="dxa" w:w="2400"/>
+            <w:shd w:fill="1F4A2D" w:color="auto" w:val="clear"/>
+            <w:tcMar>
+              <w:top w:type="dxa" w:w="50"/>
+              <w:left w:type="dxa" w:w="90"/>
+              <w:bottom w:type="dxa" w:w="50"/>
+              <w:right w:type="dxa" w:w="90"/>
+            </w:tcMar>
+          </w:tcPr>
+          <w:p>
+            <w:r>
+              <w:rPr>
+                <w:b/>
+                <w:bCs/>
+                <w:color w:val="FFFFFF"/>
+                <w:sz w:val="20"/>
+                <w:szCs w:val="20"/>
+              </w:rPr>
+              <w:t xml:space="preserve">Moment</w:t>
+            </w:r>
+          </w:p>
+        </w:tc>
+        <w:tc>
+          <w:tcPr>
+            <w:tcW w:type="dxa" w:w="1500"/>
+            <w:shd w:fill="1F4A2D" w:color="auto" w:val="clear"/>
+            <w:tcMar>
+              <w:top w:type="dxa" w:w="50"/>
+              <w:left w:type="dxa" w:w="90"/>
+              <w:bottom w:type="dxa" w:w="50"/>
+              <w:right w:type="dxa" w:w="90"/>
+            </w:tcMar>
+          </w:tcPr>
+          <w:p>
+            <w:r>
+              <w:rPr>
+                <w:b/>
+                <w:bCs/>
+                <w:color w:val="FFFFFF"/>
+                <w:sz w:val="20"/>
+                <w:szCs w:val="20"/>
+              </w:rPr>
+              <w:t xml:space="preserve">afwijking</w:t>
+            </w:r>
+          </w:p>
+        </w:tc>
+        <w:tc>
+          <w:tcPr>
+            <w:tcW w:type="dxa" w:w="1500"/>
+            <w:shd w:fill="1F4A2D" w:color="auto" w:val="clear"/>
+            <w:tcMar>
+              <w:top w:type="dxa" w:w="50"/>
+              <w:left w:type="dxa" w:w="90"/>
+              <w:bottom w:type="dxa" w:w="50"/>
+              <w:right w:type="dxa" w:w="90"/>
+            </w:tcMar>
+          </w:tcPr>
+          <w:p>
+            <w:r>
+              <w:rPr>
+                <w:b/>
+                <w:bCs/>
+                <w:color w:val="FFFFFF"/>
+                <w:sz w:val="20"/>
+                <w:szCs w:val="20"/>
+              </w:rPr>
+              <w:t xml:space="preserve">gat</w:t>
+            </w:r>
+          </w:p>
+        </w:tc>
+        <w:tc>
+          <w:tcPr>
+            <w:tcW w:type="dxa" w:w="3600"/>
+            <w:shd w:fill="1F4A2D" w:color="auto" w:val="clear"/>
+            <w:tcMar>
+              <w:top w:type="dxa" w:w="50"/>
+              <w:left w:type="dxa" w:w="90"/>
+              <w:bottom w:type="dxa" w:w="50"/>
+              <w:right w:type="dxa" w:w="90"/>
+            </w:tcMar>
+          </w:tcPr>
+          <w:p>
+            <w:r>
+              <w:rPr>
+                <w:b/>
+                <w:bCs/>
+                <w:color w:val="FFFFFF"/>
+                <w:sz w:val="20"/>
+                <w:szCs w:val="20"/>
+              </w:rPr>
+              <w:t xml:space="preserve">oordeel</w:t>
+            </w:r>
+          </w:p>
+        </w:tc>
+      </w:tr>
+      <w:tr>
+        <w:trPr>
+          <w:tblHeader w:val="false"/>
+        </w:trPr>
+        <w:tc>
+          <w:tcPr>
+            <w:tcW w:type="dxa" w:w="2400"/>
+            <w:shd w:fill="FCE9D6" w:color="auto" w:val="clear"/>
+            <w:tcMar>
+              <w:top w:type="dxa" w:w="50"/>
+              <w:left w:type="dxa" w:w="90"/>
+              <w:bottom w:type="dxa" w:w="50"/>
+              <w:right w:type="dxa" w:w="90"/>
+            </w:tcMar>
+          </w:tcPr>
+          <w:p>
+            <w:r>
+              <w:rPr>
+                <w:b w:val="false"/>
+                <w:bCs w:val="false"/>
+                <w:sz w:val="20"/>
+                <w:szCs w:val="20"/>
+              </w:rPr>
+              <w:t xml:space="preserve">donderdag-middag</w:t>
+            </w:r>
+          </w:p>
+        </w:tc>
+        <w:tc>
+          <w:tcPr>
+            <w:tcW w:type="dxa" w:w="1500"/>
+            <w:shd w:fill="FCE9D6" w:color="auto" w:val="clear"/>
+            <w:tcMar>
+              <w:top w:type="dxa" w:w="50"/>
+              <w:left w:type="dxa" w:w="90"/>
+              <w:bottom w:type="dxa" w:w="50"/>
+              <w:right w:type="dxa" w:w="90"/>
+            </w:tcMar>
+          </w:tcPr>
+          <w:p>
+            <w:pPr>
+              <w:jc w:val="center"/>
+            </w:pPr>
+            <w:r>
+              <w:rPr>
+                <w:b w:val="false"/>
+                <w:bCs w:val="false"/>
+                <w:sz w:val="20"/>
+                <w:szCs w:val="20"/>
+              </w:rPr>
+              <w:t xml:space="preserve">−12,1</w:t>
+            </w:r>
+          </w:p>
+        </w:tc>
+        <w:tc>
+          <w:tcPr>
+            <w:tcW w:type="dxa" w:w="1500"/>
+            <w:shd w:fill="FCE9D6" w:color="auto" w:val="clear"/>
+            <w:tcMar>
+              <w:top w:type="dxa" w:w="50"/>
+              <w:left w:type="dxa" w:w="90"/>
+              <w:bottom w:type="dxa" w:w="50"/>
+              <w:right w:type="dxa" w:w="90"/>
+            </w:tcMar>
+          </w:tcPr>
+          <w:p>
+            <w:pPr>
+              <w:jc w:val="center"/>
+            </w:pPr>
+            <w:r>
+              <w:rPr>
+                <w:b w:val="false"/>
+                <w:bCs w:val="false"/>
+                <w:sz w:val="20"/>
+                <w:szCs w:val="20"/>
+              </w:rPr>
+              <w:t xml:space="preserve">65</w:t>
+            </w:r>
+          </w:p>
+        </w:tc>
+        <w:tc>
+          <w:tcPr>
+            <w:tcW w:type="dxa" w:w="3600"/>
+            <w:shd w:fill="FCE9D6" w:color="auto" w:val="clear"/>
+            <w:tcMar>
+              <w:top w:type="dxa" w:w="50"/>
+              <w:left w:type="dxa" w:w="90"/>
+              <w:bottom w:type="dxa" w:w="50"/>
+              <w:right w:type="dxa" w:w="90"/>
+            </w:tcMar>
+          </w:tcPr>
+          <w:p>
+            <w:pPr>
+              <w:jc w:val="center"/>
+            </w:pPr>
+            <w:r>
+              <w:rPr>
+                <w:b w:val="false"/>
+                <w:bCs w:val="false"/>
+                <w:sz w:val="20"/>
+                <w:szCs w:val="20"/>
+              </w:rPr>
+              <w:t xml:space="preserve">ONGEWOON rustig (sterkste)</w:t>
+            </w:r>
+          </w:p>
+        </w:tc>
+      </w:tr>
+      <w:tr>
+        <w:trPr>
+          <w:tblHeader w:val="false"/>
+        </w:trPr>
+        <w:tc>
+          <w:tcPr>
+            <w:tcW w:type="dxa" w:w="2400"/>
+            <w:tcMar>
+              <w:top w:type="dxa" w:w="50"/>
+              <w:left w:type="dxa" w:w="90"/>
+              <w:bottom w:type="dxa" w:w="50"/>
+              <w:right w:type="dxa" w:w="90"/>
+            </w:tcMar>
+          </w:tcPr>
+          <w:p>
+            <w:r>
+              <w:rPr>
+                <w:b w:val="false"/>
+                <w:bCs w:val="false"/>
+                <w:sz w:val="20"/>
+                <w:szCs w:val="20"/>
+              </w:rPr>
+              <w:t xml:space="preserve">maandag-diner</w:t>
+            </w:r>
+          </w:p>
+        </w:tc>
+        <w:tc>
+          <w:tcPr>
+            <w:tcW w:type="dxa" w:w="1500"/>
+            <w:tcMar>
+              <w:top w:type="dxa" w:w="50"/>
+              <w:left w:type="dxa" w:w="90"/>
+              <w:bottom w:type="dxa" w:w="50"/>
+              <w:right w:type="dxa" w:w="90"/>
+            </w:tcMar>
+          </w:tcPr>
+          <w:p>
+            <w:pPr>
+              <w:jc w:val="center"/>
+            </w:pPr>
+            <w:r>
+              <w:rPr>
+                <w:b w:val="false"/>
+                <w:bCs w:val="false"/>
+                <w:sz w:val="20"/>
+                <w:szCs w:val="20"/>
+              </w:rPr>
+              <w:t xml:space="preserve">−4,5</w:t>
+            </w:r>
+          </w:p>
+        </w:tc>
+        <w:tc>
+          <w:tcPr>
+            <w:tcW w:type="dxa" w:w="1500"/>
+            <w:tcMar>
+              <w:top w:type="dxa" w:w="50"/>
+              <w:left w:type="dxa" w:w="90"/>
+              <w:bottom w:type="dxa" w:w="50"/>
+              <w:right w:type="dxa" w:w="90"/>
+            </w:tcMar>
+          </w:tcPr>
+          <w:p>
+            <w:pPr>
+              <w:jc w:val="center"/>
+            </w:pPr>
+            <w:r>
+              <w:rPr>
+                <w:b w:val="false"/>
+                <w:bCs w:val="false"/>
+                <w:sz w:val="20"/>
+                <w:szCs w:val="20"/>
+              </w:rPr>
+              <w:t xml:space="preserve">30</w:t>
+            </w:r>
+          </w:p>
+        </w:tc>
+        <w:tc>
+          <w:tcPr>
+            <w:tcW w:type="dxa" w:w="3600"/>
+            <w:tcMar>
+              <w:top w:type="dxa" w:w="50"/>
+              <w:left w:type="dxa" w:w="90"/>
+              <w:bottom w:type="dxa" w:w="50"/>
+              <w:right w:type="dxa" w:w="90"/>
+            </w:tcMar>
+          </w:tcPr>
+          <w:p>
+            <w:pPr>
+              <w:jc w:val="center"/>
+            </w:pPr>
+            <w:r>
+              <w:rPr>
+                <w:b w:val="false"/>
+                <w:bCs w:val="false"/>
+                <w:sz w:val="20"/>
+                <w:szCs w:val="20"/>
+              </w:rPr>
+              <w:t xml:space="preserve">rustig, gebruikelijke stand</w:t>
+            </w:r>
+          </w:p>
+        </w:tc>
+      </w:tr>
+      <w:tr>
+        <w:trPr>
+          <w:tblHeader w:val="false"/>
+        </w:trPr>
+        <w:tc>
+          <w:tcPr>
+            <w:tcW w:type="dxa" w:w="2400"/>
+            <w:tcMar>
+              <w:top w:type="dxa" w:w="50"/>
+              <w:left w:type="dxa" w:w="90"/>
+              <w:bottom w:type="dxa" w:w="50"/>
+              <w:right w:type="dxa" w:w="90"/>
+            </w:tcMar>
+          </w:tcPr>
+          <w:p>
+            <w:r>
+              <w:rPr>
+                <w:b w:val="false"/>
+                <w:bCs w:val="false"/>
+                <w:sz w:val="20"/>
+                <w:szCs w:val="20"/>
+              </w:rPr>
+              <w:t xml:space="preserve">zaterdag-lunch</w:t>
+            </w:r>
+          </w:p>
+        </w:tc>
+        <w:tc>
+          <w:tcPr>
+            <w:tcW w:type="dxa" w:w="1500"/>
+            <w:tcMar>
+              <w:top w:type="dxa" w:w="50"/>
+              <w:left w:type="dxa" w:w="90"/>
+              <w:bottom w:type="dxa" w:w="50"/>
+              <w:right w:type="dxa" w:w="90"/>
+            </w:tcMar>
+          </w:tcPr>
+          <w:p>
+            <w:pPr>
+              <w:jc w:val="center"/>
+            </w:pPr>
+            <w:r>
+              <w:rPr>
+                <w:b w:val="false"/>
+                <w:bCs w:val="false"/>
+                <w:sz w:val="20"/>
+                <w:szCs w:val="20"/>
+              </w:rPr>
+              <w:t xml:space="preserve">−4,3</w:t>
+            </w:r>
+          </w:p>
+        </w:tc>
+        <w:tc>
+          <w:tcPr>
+            <w:tcW w:type="dxa" w:w="1500"/>
+            <w:tcMar>
+              <w:top w:type="dxa" w:w="50"/>
+              <w:left w:type="dxa" w:w="90"/>
+              <w:bottom w:type="dxa" w:w="50"/>
+              <w:right w:type="dxa" w:w="90"/>
+            </w:tcMar>
+          </w:tcPr>
+          <w:p>
+            <w:pPr>
+              <w:jc w:val="center"/>
+            </w:pPr>
+            <w:r>
+              <w:rPr>
+                <w:b w:val="false"/>
+                <w:bCs w:val="false"/>
+                <w:sz w:val="20"/>
+                <w:szCs w:val="20"/>
+              </w:rPr>
+              <w:t xml:space="preserve">30</w:t>
+            </w:r>
+          </w:p>
+        </w:tc>
+        <w:tc>
+          <w:tcPr>
+            <w:tcW w:type="dxa" w:w="3600"/>
+            <w:tcMar>
+              <w:top w:type="dxa" w:w="50"/>
+              <w:left w:type="dxa" w:w="90"/>
+              <w:bottom w:type="dxa" w:w="50"/>
+              <w:right w:type="dxa" w:w="90"/>
+            </w:tcMar>
+          </w:tcPr>
+          <w:p>
+            <w:pPr>
+              <w:jc w:val="center"/>
+            </w:pPr>
+            <w:r>
+              <w:rPr>
+                <w:b w:val="false"/>
+                <w:bCs w:val="false"/>
+                <w:sz w:val="20"/>
+                <w:szCs w:val="20"/>
+              </w:rPr>
+              <w:t xml:space="preserve">rustig, gebruikelijke stand</w:t>
+            </w:r>
+          </w:p>
+        </w:tc>
+      </w:tr>
+      <w:tr>
+        <w:trPr>
+          <w:tblHeader w:val="false"/>
+        </w:trPr>
+        <w:tc>
+          <w:tcPr>
+            <w:tcW w:type="dxa" w:w="2400"/>
+            <w:tcMar>
+              <w:top w:type="dxa" w:w="50"/>
+              <w:left w:type="dxa" w:w="90"/>
+              <w:bottom w:type="dxa" w:w="50"/>
+              <w:right w:type="dxa" w:w="90"/>
+            </w:tcMar>
+          </w:tcPr>
+          <w:p>
+            <w:r>
+              <w:rPr>
+                <w:b w:val="false"/>
+                <w:bCs w:val="false"/>
+                <w:sz w:val="20"/>
+                <w:szCs w:val="20"/>
+              </w:rPr>
+              <w:t xml:space="preserve">woensdag-avond</w:t>
+            </w:r>
+          </w:p>
+        </w:tc>
+        <w:tc>
+          <w:tcPr>
+            <w:tcW w:type="dxa" w:w="1500"/>
+            <w:tcMar>
+              <w:top w:type="dxa" w:w="50"/>
+              <w:left w:type="dxa" w:w="90"/>
+              <w:bottom w:type="dxa" w:w="50"/>
+              <w:right w:type="dxa" w:w="90"/>
+            </w:tcMar>
+          </w:tcPr>
+          <w:p>
+            <w:pPr>
+              <w:jc w:val="center"/>
+            </w:pPr>
+            <w:r>
+              <w:rPr>
+                <w:b w:val="false"/>
+                <w:bCs w:val="false"/>
+                <w:sz w:val="20"/>
+                <w:szCs w:val="20"/>
+              </w:rPr>
+              <w:t xml:space="preserve">−2,9</w:t>
+            </w:r>
+          </w:p>
+        </w:tc>
+        <w:tc>
+          <w:tcPr>
+            <w:tcW w:type="dxa" w:w="1500"/>
+            <w:tcMar>
+              <w:top w:type="dxa" w:w="50"/>
+              <w:left w:type="dxa" w:w="90"/>
+              <w:bottom w:type="dxa" w:w="50"/>
+              <w:right w:type="dxa" w:w="90"/>
+            </w:tcMar>
+          </w:tcPr>
+          <w:p>
+            <w:pPr>
+              <w:jc w:val="center"/>
+            </w:pPr>
+            <w:r>
+              <w:rPr>
+                <w:b w:val="false"/>
+                <w:bCs w:val="false"/>
+                <w:sz w:val="20"/>
+                <w:szCs w:val="20"/>
+              </w:rPr>
+              <w:t xml:space="preserve">35</w:t>
+            </w:r>
+          </w:p>
+        </w:tc>
+        <w:tc>
+          <w:tcPr>
+            <w:tcW w:type="dxa" w:w="3600"/>
+            <w:tcMar>
+              <w:top w:type="dxa" w:w="50"/>
+              <w:left w:type="dxa" w:w="90"/>
+              <w:bottom w:type="dxa" w:w="50"/>
+              <w:right w:type="dxa" w:w="90"/>
+            </w:tcMar>
+          </w:tcPr>
+          <w:p>
+            <w:pPr>
+              <w:jc w:val="center"/>
+            </w:pPr>
+            <w:r>
+              <w:rPr>
+                <w:b w:val="false"/>
+                <w:bCs w:val="false"/>
+                <w:sz w:val="20"/>
+                <w:szCs w:val="20"/>
+              </w:rPr>
+              <w:t xml:space="preserve">rustig, gebruikelijke stand</w:t>
+            </w:r>
+          </w:p>
+        </w:tc>
+      </w:tr>
+    </w:tbl>
+    <w:p>
+      <w:pPr>
+        <w:spacing w:after="100"/>
+      </w:pPr>
+    </w:p>
+    <w:p>
+      <w:pPr>
+        <w:spacing w:after="120"/>
       </w:pPr>
       <w:r>
         <w:rPr>
           <w:b/>
           <w:bCs/>
         </w:rPr>
-        <w:t xml:space="preserve">Tempo als plafond (instelbaar per zaak). </w:t>
-      </w:r>
-      <w:r>
-        <w:t xml:space="preserve">De ondernemer stelt in hoeveel rustige momenten Filly maximaal per week aandraagt (default 2). Zijn er meer kandidaten, dan tonen we de sterkste; zijn er minder, dan minder. Het wordt nooit opgevuld met momenten die eigenlijk niet rustig zijn.</w:t>
+        <w:t xml:space="preserve">Het tempo kiest daarna: </w:t>
+      </w:r>
+      <w:r>
+        <w:t xml:space="preserve">bij tempo 2 toont Filly de 2 sterkste (donderdag-middag + maandag-diner); bij tempo 1 alleen donderdag-middag. Een week zonder momenten onder −2,7 levert niks op, we vullen het plafond nooit op met momenten die eigenlijk niet rustig zijn.</w:t>
       </w:r>
     </w:p>
     <w:p>
@@ -1209,13 +4246,13 @@
         <w:spacing w:after="120"/>
       </w:pPr>
       <w:r>
-        <w:t xml:space="preserve">Het label “ongewoon rustig” vs “vaste rustige stand” volgt uit hoe ver de afwijking onder de normale schommeling ligt — dat bepaalt de toon van Filly's voorstel, niet of het meetelt.</w:t>
+        <w:t xml:space="preserve">Het label “ongewoon” vs “gebruikelijk” volgt uit hoe ver de afwijking onder de schommeling ligt (ongewoon vanaf ~2× de schommeling). Dat bepaalt de toon van Filly's voorstel, niet of het meetelt.</w:t>
       </w:r>
     </w:p>
     <w:p>
       <w:pPr>
         <w:pStyle w:val="Heading1"/>
-        <w:spacing w:after="140" w:before="320"/>
+        <w:spacing w:after="140" w:before="340"/>
       </w:pPr>
       <w:r>
         <w:rPr>
@@ -1223,7 +4260,7 @@
           <w:bCs/>
           <w:color w:val="1F4A2D"/>
         </w:rPr>
-        <w:t xml:space="preserve">6. Hoe Filly erop inspeelt</w:t>
+        <w:t xml:space="preserve">7. Hoe Filly erop inspeelt</w:t>
       </w:r>
     </w:p>
     <w:p>
@@ -1231,13 +4268,13 @@
         <w:spacing w:after="120"/>
       </w:pPr>
       <w:r>
-        <w:t xml:space="preserve">Per gedetecteerd moment stemt Filly het voorstel af op het dagdeel: het kanaal, het gastsegment en het verzendmoment. Overdag (lunch/middag) werkt een last-minute zetje via WhatsApp/mail naar vaste gasten; 's avonds eerder op de dag via social/mail. Het dagdeel en de toon (ongewoon vs gewoon) gaan mee in de campagne-generatie.</w:t>
+        <w:t xml:space="preserve">Per moment stemt Filly het voorstel af op het dagdeel: kanaal, gastsegment en verzendmoment. Overdag (lunch/middag) een last-minute zetje via WhatsApp/mail naar vaste gasten; 's avonds eerder op de dag via social/mail. Het dagdeel en de toon gaan mee in de campagne-generatie.</w:t>
       </w:r>
     </w:p>
     <w:p>
       <w:pPr>
         <w:pStyle w:val="Heading1"/>
-        <w:spacing w:after="140" w:before="320"/>
+        <w:spacing w:after="140" w:before="340"/>
       </w:pPr>
       <w:r>
         <w:rPr>
@@ -1245,7 +4282,7 @@
           <w:bCs/>
           <w:color w:val="1F4A2D"/>
         </w:rPr>
-        <w:t xml:space="preserve">7. Verantwoording: waarom niet anders?</w:t>
+        <w:t xml:space="preserve">8. Verantwoording: waarom niet anders?</w:t>
       </w:r>
     </w:p>
     <w:p>
@@ -1253,7 +4290,7 @@
         <w:spacing w:after="120"/>
       </w:pPr>
       <w:r>
-        <w:t xml:space="preserve">De volgende alternatieven zijn overwogen en bewust niet (of nog niet) gekozen:</w:t>
+        <w:t xml:space="preserve">Overwogen en bewust niet (of nog niet) gekozen:</w:t>
       </w:r>
     </w:p>
     <w:tbl>
@@ -1281,10 +4318,10 @@
             <w:tcW w:type="dxa" w:w="3400"/>
             <w:shd w:fill="1F4A2D" w:color="auto" w:val="clear"/>
             <w:tcMar>
-              <w:top w:type="dxa" w:w="60"/>
-              <w:left w:type="dxa" w:w="100"/>
-              <w:bottom w:type="dxa" w:w="60"/>
-              <w:right w:type="dxa" w:w="100"/>
+              <w:top w:type="dxa" w:w="50"/>
+              <w:left w:type="dxa" w:w="90"/>
+              <w:bottom w:type="dxa" w:w="50"/>
+              <w:right w:type="dxa" w:w="90"/>
             </w:tcMar>
           </w:tcPr>
           <w:p>
@@ -1305,10 +4342,10 @@
             <w:tcW w:type="dxa" w:w="5400"/>
             <w:shd w:fill="1F4A2D" w:color="auto" w:val="clear"/>
             <w:tcMar>
-              <w:top w:type="dxa" w:w="60"/>
-              <w:left w:type="dxa" w:w="100"/>
-              <w:bottom w:type="dxa" w:w="60"/>
-              <w:right w:type="dxa" w:w="100"/>
+              <w:top w:type="dxa" w:w="50"/>
+              <w:left w:type="dxa" w:w="90"/>
+              <w:bottom w:type="dxa" w:w="50"/>
+              <w:right w:type="dxa" w:w="90"/>
             </w:tcMar>
           </w:tcPr>
           <w:p>
@@ -1333,10 +4370,10 @@
           <w:tcPr>
             <w:tcW w:type="dxa" w:w="3400"/>
             <w:tcMar>
-              <w:top w:type="dxa" w:w="60"/>
-              <w:left w:type="dxa" w:w="100"/>
-              <w:bottom w:type="dxa" w:w="60"/>
-              <w:right w:type="dxa" w:w="100"/>
+              <w:top w:type="dxa" w:w="50"/>
+              <w:left w:type="dxa" w:w="90"/>
+              <w:bottom w:type="dxa" w:w="50"/>
+              <w:right w:type="dxa" w:w="90"/>
             </w:tcMar>
           </w:tcPr>
           <w:p>
@@ -1355,21 +4392,21 @@
           <w:tcPr>
             <w:tcW w:type="dxa" w:w="5400"/>
             <w:tcMar>
-              <w:top w:type="dxa" w:w="60"/>
-              <w:left w:type="dxa" w:w="100"/>
-              <w:bottom w:type="dxa" w:w="60"/>
-              <w:right w:type="dxa" w:w="100"/>
-            </w:tcMar>
-          </w:tcPr>
-          <w:p>
-            <w:r>
-              <w:rPr>
-                <w:b w:val="false"/>
-                <w:bCs w:val="false"/>
-                <w:sz w:val="20"/>
-                <w:szCs w:val="20"/>
-              </w:rPr>
-              <w:t xml:space="preserve">Google's % is per zaak genormaliseerd, dus een vaste drempel betekent bij elke zaak iets anders; bovendien grof en zonder dagdeel-onderscheid.</w:t>
+              <w:top w:type="dxa" w:w="50"/>
+              <w:left w:type="dxa" w:w="90"/>
+              <w:bottom w:type="dxa" w:w="50"/>
+              <w:right w:type="dxa" w:w="90"/>
+            </w:tcMar>
+          </w:tcPr>
+          <w:p>
+            <w:r>
+              <w:rPr>
+                <w:b w:val="false"/>
+                <w:bCs w:val="false"/>
+                <w:sz w:val="20"/>
+                <w:szCs w:val="20"/>
+              </w:rPr>
+              <w:t xml:space="preserve">Google's % is per zaak genormaliseerd, dus een vaste drempel betekent overal iets anders; bovendien grof en zonder dagdeel.</w:t>
             </w:r>
           </w:p>
         </w:tc>
@@ -1382,10 +4419,10 @@
           <w:tcPr>
             <w:tcW w:type="dxa" w:w="3400"/>
             <w:tcMar>
-              <w:top w:type="dxa" w:w="60"/>
-              <w:left w:type="dxa" w:w="100"/>
-              <w:bottom w:type="dxa" w:w="60"/>
-              <w:right w:type="dxa" w:w="100"/>
+              <w:top w:type="dxa" w:w="50"/>
+              <w:left w:type="dxa" w:w="90"/>
+              <w:bottom w:type="dxa" w:w="50"/>
+              <w:right w:type="dxa" w:w="90"/>
             </w:tcMar>
           </w:tcPr>
           <w:p>
@@ -1404,21 +4441,21 @@
           <w:tcPr>
             <w:tcW w:type="dxa" w:w="5400"/>
             <w:tcMar>
-              <w:top w:type="dxa" w:w="60"/>
-              <w:left w:type="dxa" w:w="100"/>
-              <w:bottom w:type="dxa" w:w="60"/>
-              <w:right w:type="dxa" w:w="100"/>
-            </w:tcMar>
-          </w:tcPr>
-          <w:p>
-            <w:r>
-              <w:rPr>
-                <w:b w:val="false"/>
-                <w:bCs w:val="false"/>
-                <w:sz w:val="20"/>
-                <w:szCs w:val="20"/>
-              </w:rPr>
-              <w:t xml:space="preserve">Mist het dagdeel. En “zelfde dagdeel over de week” vergelijken verwart weekend- met doordeweekse middagen (een maandagmiddag hoort rustiger te zijn dan een zaterdagmiddag).</w:t>
+              <w:top w:type="dxa" w:w="50"/>
+              <w:left w:type="dxa" w:w="90"/>
+              <w:bottom w:type="dxa" w:w="50"/>
+              <w:right w:type="dxa" w:w="90"/>
+            </w:tcMar>
+          </w:tcPr>
+          <w:p>
+            <w:r>
+              <w:rPr>
+                <w:b w:val="false"/>
+                <w:bCs w:val="false"/>
+                <w:sz w:val="20"/>
+                <w:szCs w:val="20"/>
+              </w:rPr>
+              <w:t xml:space="preserve">Mist het dagdeel. En “zelfde dagdeel over de week” verwart weekend- met doordeweekse middagen (maandagmiddag hoort rustiger dan zaterdagmiddag).</w:t>
             </w:r>
           </w:p>
         </w:tc>
@@ -1431,10 +4468,10 @@
           <w:tcPr>
             <w:tcW w:type="dxa" w:w="3400"/>
             <w:tcMar>
-              <w:top w:type="dxa" w:w="60"/>
-              <w:left w:type="dxa" w:w="100"/>
-              <w:bottom w:type="dxa" w:w="60"/>
-              <w:right w:type="dxa" w:w="100"/>
+              <w:top w:type="dxa" w:w="50"/>
+              <w:left w:type="dxa" w:w="90"/>
+              <w:bottom w:type="dxa" w:w="50"/>
+              <w:right w:type="dxa" w:w="90"/>
             </w:tcMar>
           </w:tcPr>
           <w:p>
@@ -1453,21 +4490,21 @@
           <w:tcPr>
             <w:tcW w:type="dxa" w:w="5400"/>
             <w:tcMar>
-              <w:top w:type="dxa" w:w="60"/>
-              <w:left w:type="dxa" w:w="100"/>
-              <w:bottom w:type="dxa" w:w="60"/>
-              <w:right w:type="dxa" w:w="100"/>
-            </w:tcMar>
-          </w:tcPr>
-          <w:p>
-            <w:r>
-              <w:rPr>
-                <w:b w:val="false"/>
-                <w:bCs w:val="false"/>
-                <w:sz w:val="20"/>
-                <w:szCs w:val="20"/>
-              </w:rPr>
-              <w:t xml:space="preserve">Kan niet: Google's populaire tijden is genormaliseerd naar de eigen piek, dus absolute niveaus zijn tussen zaken onvergelijkbaar. De databron laat de vergelijking simpelweg niet toe.</w:t>
+              <w:top w:type="dxa" w:w="50"/>
+              <w:left w:type="dxa" w:w="90"/>
+              <w:bottom w:type="dxa" w:w="50"/>
+              <w:right w:type="dxa" w:w="90"/>
+            </w:tcMar>
+          </w:tcPr>
+          <w:p>
+            <w:r>
+              <w:rPr>
+                <w:b w:val="false"/>
+                <w:bCs w:val="false"/>
+                <w:sz w:val="20"/>
+                <w:szCs w:val="20"/>
+              </w:rPr>
+              <w:t xml:space="preserve">Kan niet: Google's % is genormaliseerd naar de eigen piek, dus absolute niveaus zijn tussen zaken onvergelijkbaar. De databron laat de vergelijking niet toe.</w:t>
             </w:r>
           </w:p>
         </w:tc>
@@ -1480,10 +4517,10 @@
           <w:tcPr>
             <w:tcW w:type="dxa" w:w="3400"/>
             <w:tcMar>
-              <w:top w:type="dxa" w:w="60"/>
-              <w:left w:type="dxa" w:w="100"/>
-              <w:bottom w:type="dxa" w:w="60"/>
-              <w:right w:type="dxa" w:w="100"/>
+              <w:top w:type="dxa" w:w="50"/>
+              <w:left w:type="dxa" w:w="90"/>
+              <w:bottom w:type="dxa" w:w="50"/>
+              <w:right w:type="dxa" w:w="90"/>
             </w:tcMar>
           </w:tcPr>
           <w:p>
@@ -1502,21 +4539,21 @@
           <w:tcPr>
             <w:tcW w:type="dxa" w:w="5400"/>
             <w:tcMar>
-              <w:top w:type="dxa" w:w="60"/>
-              <w:left w:type="dxa" w:w="100"/>
-              <w:bottom w:type="dxa" w:w="60"/>
-              <w:right w:type="dxa" w:w="100"/>
-            </w:tcMar>
-          </w:tcPr>
-          <w:p>
-            <w:r>
-              <w:rPr>
-                <w:b w:val="false"/>
-                <w:bCs w:val="false"/>
-                <w:sz w:val="20"/>
-                <w:szCs w:val="20"/>
-              </w:rPr>
-              <w:t xml:space="preserve">Grof (springt tussen 0 en 100) en soms bevroren; en het doel is dagen vooruit plannen, niet reactief op het moment zelf. Live blijft alleen een “nu is het rustiger dan normaal”-signaal.</w:t>
+              <w:top w:type="dxa" w:w="50"/>
+              <w:left w:type="dxa" w:w="90"/>
+              <w:bottom w:type="dxa" w:w="50"/>
+              <w:right w:type="dxa" w:w="90"/>
+            </w:tcMar>
+          </w:tcPr>
+          <w:p>
+            <w:r>
+              <w:rPr>
+                <w:b w:val="false"/>
+                <w:bCs w:val="false"/>
+                <w:sz w:val="20"/>
+                <w:szCs w:val="20"/>
+              </w:rPr>
+              <w:t xml:space="preserve">Grof (springt 0↔100) en soms bevroren; en het doel is dagen vooruit plannen, niet reactief. Live blijft alleen een “nu rustiger dan normaal”-signaal.</w:t>
             </w:r>
           </w:p>
         </w:tc>
@@ -1529,10 +4566,10 @@
           <w:tcPr>
             <w:tcW w:type="dxa" w:w="3400"/>
             <w:tcMar>
-              <w:top w:type="dxa" w:w="60"/>
-              <w:left w:type="dxa" w:w="100"/>
-              <w:bottom w:type="dxa" w:w="60"/>
-              <w:right w:type="dxa" w:w="100"/>
+              <w:top w:type="dxa" w:w="50"/>
+              <w:left w:type="dxa" w:w="90"/>
+              <w:bottom w:type="dxa" w:w="50"/>
+              <w:right w:type="dxa" w:w="90"/>
             </w:tcMar>
           </w:tcPr>
           <w:p>
@@ -1551,21 +4588,21 @@
           <w:tcPr>
             <w:tcW w:type="dxa" w:w="5400"/>
             <w:tcMar>
-              <w:top w:type="dxa" w:w="60"/>
-              <w:left w:type="dxa" w:w="100"/>
-              <w:bottom w:type="dxa" w:w="60"/>
-              <w:right w:type="dxa" w:w="100"/>
-            </w:tcMar>
-          </w:tcPr>
-          <w:p>
-            <w:r>
-              <w:rPr>
-                <w:b w:val="false"/>
-                <w:bCs w:val="false"/>
-                <w:sz w:val="20"/>
-                <w:szCs w:val="20"/>
-              </w:rPr>
-              <w:t xml:space="preserve">De rustige dip die we zoeken trekt zijn eigen baseline omlaag én blaast de standaarddeviatie op, waardoor de anomalie juist onderschat wordt. Vervangen door median polish (baseline) + MAD (schommeling), beide robuust.</w:t>
+              <w:top w:type="dxa" w:w="50"/>
+              <w:left w:type="dxa" w:w="90"/>
+              <w:bottom w:type="dxa" w:w="50"/>
+              <w:right w:type="dxa" w:w="90"/>
+            </w:tcMar>
+          </w:tcPr>
+          <w:p>
+            <w:r>
+              <w:rPr>
+                <w:b w:val="false"/>
+                <w:bCs w:val="false"/>
+                <w:sz w:val="20"/>
+                <w:szCs w:val="20"/>
+              </w:rPr>
+              <w:t xml:space="preserve">De dip die we zoeken trekt zijn eigen baseline omlaag én blaast de std op, waardoor de anomalie onderschat wordt. Vervangen door median polish + MAD (robuust). Zie hoofdstuk 5.</w:t>
             </w:r>
           </w:p>
         </w:tc>
@@ -1578,10 +4615,10 @@
           <w:tcPr>
             <w:tcW w:type="dxa" w:w="3400"/>
             <w:tcMar>
-              <w:top w:type="dxa" w:w="60"/>
-              <w:left w:type="dxa" w:w="100"/>
-              <w:bottom w:type="dxa" w:w="60"/>
-              <w:right w:type="dxa" w:w="100"/>
+              <w:top w:type="dxa" w:w="50"/>
+              <w:left w:type="dxa" w:w="90"/>
+              <w:bottom w:type="dxa" w:w="50"/>
+              <w:right w:type="dxa" w:w="90"/>
             </w:tcMar>
           </w:tcPr>
           <w:p>
@@ -1600,21 +4637,21 @@
           <w:tcPr>
             <w:tcW w:type="dxa" w:w="5400"/>
             <w:tcMar>
-              <w:top w:type="dxa" w:w="60"/>
-              <w:left w:type="dxa" w:w="100"/>
-              <w:bottom w:type="dxa" w:w="60"/>
-              <w:right w:type="dxa" w:w="100"/>
-            </w:tcMar>
-          </w:tcPr>
-          <w:p>
-            <w:r>
-              <w:rPr>
-                <w:b w:val="false"/>
-                <w:bCs w:val="false"/>
-                <w:sz w:val="20"/>
-                <w:szCs w:val="20"/>
-              </w:rPr>
-              <w:t xml:space="preserve">Statistisch netjes tegen niveau-afhankelijke spreiding, maar instabiel bij lage waarden (rustige uren liggen dicht bij 0). Niet als default; eventueel later.</w:t>
+              <w:top w:type="dxa" w:w="50"/>
+              <w:left w:type="dxa" w:w="90"/>
+              <w:bottom w:type="dxa" w:w="50"/>
+              <w:right w:type="dxa" w:w="90"/>
+            </w:tcMar>
+          </w:tcPr>
+          <w:p>
+            <w:r>
+              <w:rPr>
+                <w:b w:val="false"/>
+                <w:bCs w:val="false"/>
+                <w:sz w:val="20"/>
+                <w:szCs w:val="20"/>
+              </w:rPr>
+              <w:t xml:space="preserve">Netjes tegen niveau-afhankelijke spreiding, maar instabiel bij lage waarden (rustige uren liggen dicht bij 0). Niet als default; eventueel later.</w:t>
             </w:r>
           </w:p>
         </w:tc>
@@ -1627,10 +4664,10 @@
           <w:tcPr>
             <w:tcW w:type="dxa" w:w="3400"/>
             <w:tcMar>
-              <w:top w:type="dxa" w:w="60"/>
-              <w:left w:type="dxa" w:w="100"/>
-              <w:bottom w:type="dxa" w:w="60"/>
-              <w:right w:type="dxa" w:w="100"/>
+              <w:top w:type="dxa" w:w="50"/>
+              <w:left w:type="dxa" w:w="90"/>
+              <w:bottom w:type="dxa" w:w="50"/>
+              <w:right w:type="dxa" w:w="90"/>
             </w:tcMar>
           </w:tcPr>
           <w:p>
@@ -1649,21 +4686,21 @@
           <w:tcPr>
             <w:tcW w:type="dxa" w:w="5400"/>
             <w:tcMar>
-              <w:top w:type="dxa" w:w="60"/>
-              <w:left w:type="dxa" w:w="100"/>
-              <w:bottom w:type="dxa" w:w="60"/>
-              <w:right w:type="dxa" w:w="100"/>
-            </w:tcMar>
-          </w:tcPr>
-          <w:p>
-            <w:r>
-              <w:rPr>
-                <w:b w:val="false"/>
-                <w:bCs w:val="false"/>
-                <w:sz w:val="20"/>
-                <w:szCs w:val="20"/>
-              </w:rPr>
-              <w:t xml:space="preserve">De “volwassen” methode, maar die vereist weken eigen historie. Toekomstige stap zodra de live-metingen zich hebben opgebouwd.</w:t>
+              <w:top w:type="dxa" w:w="50"/>
+              <w:left w:type="dxa" w:w="90"/>
+              <w:bottom w:type="dxa" w:w="50"/>
+              <w:right w:type="dxa" w:w="90"/>
+            </w:tcMar>
+          </w:tcPr>
+          <w:p>
+            <w:r>
+              <w:rPr>
+                <w:b w:val="false"/>
+                <w:bCs w:val="false"/>
+                <w:sz w:val="20"/>
+                <w:szCs w:val="20"/>
+              </w:rPr>
+              <w:t xml:space="preserve">De “volwassen” methode, maar vereist weken eigen historie. Toekomstige stap zodra de live-metingen zich opbouwen.</w:t>
             </w:r>
           </w:p>
         </w:tc>
@@ -1676,10 +4713,10 @@
           <w:tcPr>
             <w:tcW w:type="dxa" w:w="3400"/>
             <w:tcMar>
-              <w:top w:type="dxa" w:w="60"/>
-              <w:left w:type="dxa" w:w="100"/>
-              <w:bottom w:type="dxa" w:w="60"/>
-              <w:right w:type="dxa" w:w="100"/>
+              <w:top w:type="dxa" w:w="50"/>
+              <w:left w:type="dxa" w:w="90"/>
+              <w:bottom w:type="dxa" w:w="50"/>
+              <w:right w:type="dxa" w:w="90"/>
             </w:tcMar>
           </w:tcPr>
           <w:p>
@@ -1698,21 +4735,21 @@
           <w:tcPr>
             <w:tcW w:type="dxa" w:w="5400"/>
             <w:tcMar>
-              <w:top w:type="dxa" w:w="60"/>
-              <w:left w:type="dxa" w:w="100"/>
-              <w:bottom w:type="dxa" w:w="60"/>
-              <w:right w:type="dxa" w:w="100"/>
-            </w:tcMar>
-          </w:tcPr>
-          <w:p>
-            <w:r>
-              <w:rPr>
-                <w:b w:val="false"/>
-                <w:bCs w:val="false"/>
-                <w:sz w:val="20"/>
-                <w:szCs w:val="20"/>
-              </w:rPr>
-              <w:t xml:space="preserve">Afwijking alleen levert te weinig momenten; vulbaarheid alleen flagt bijna elke dag iets. Daarom gecombineerd (afwijking bepaalt welke + toon, vulbaarheid is de poort) met een tempo-plafond voor het aantal.</w:t>
+              <w:top w:type="dxa" w:w="50"/>
+              <w:left w:type="dxa" w:w="90"/>
+              <w:bottom w:type="dxa" w:w="50"/>
+              <w:right w:type="dxa" w:w="90"/>
+            </w:tcMar>
+          </w:tcPr>
+          <w:p>
+            <w:r>
+              <w:rPr>
+                <w:b w:val="false"/>
+                <w:bCs w:val="false"/>
+                <w:sz w:val="20"/>
+                <w:szCs w:val="20"/>
+              </w:rPr>
+              <w:t xml:space="preserve">Afwijking alleen = te weinig momenten; vulbaarheid alleen = bijna elke dag iets. Daarom gecombineerd, met tempo-plafond voor het aantal.</w:t>
             </w:r>
           </w:p>
         </w:tc>
@@ -1721,7 +4758,7 @@
     <w:p>
       <w:pPr>
         <w:pStyle w:val="Heading1"/>
-        <w:spacing w:after="140" w:before="320"/>
+        <w:spacing w:after="140" w:before="340"/>
       </w:pPr>
       <w:r>
         <w:rPr>
@@ -1729,7 +4766,7 @@
           <w:bCs/>
           <w:color w:val="1F4A2D"/>
         </w:rPr>
-        <w:t xml:space="preserve">8. Instellingen en constanten</w:t>
+        <w:t xml:space="preserve">9. Instellingen en constanten</w:t>
       </w:r>
     </w:p>
     <w:p>
@@ -1746,7 +4783,7 @@
           <w:b/>
           <w:bCs/>
         </w:rPr>
-        <w:t xml:space="preserve">Tempo (per zaak, instelbaar). </w:t>
+        <w:t xml:space="preserve">Tempo (per zaak, instelbaar): </w:t>
       </w:r>
       <w:r>
         <w:t xml:space="preserve">quiet_moments_per_week, default 2, bereik 1–6. Op de account-pagina.</w:t>
@@ -1766,16 +4803,16 @@
           <w:b/>
           <w:bCs/>
         </w:rPr>
-        <w:t xml:space="preserve">Interne constanten (door ons te tunen, niet zichtbaar voor de ondernemer): </w:t>
-      </w:r>
-      <w:r>
-        <w:t xml:space="preserve">min-dekking (open uren per dagdeel), minimale vulbaarheid, en de multiplier op de normale schommeling voor de rustig- en “ongewoon”-grens.</w:t>
+        <w:t xml:space="preserve">Interne constanten (door ons te tunen): </w:t>
+      </w:r>
+      <w:r>
+        <w:t xml:space="preserve">min-dekking (open uren per dagdeel), minimale vulbaarheid (gat), en de multiplier op de normale schommeling voor de rustig- en “ongewoon”-grens.</w:t>
       </w:r>
     </w:p>
     <w:p>
       <w:pPr>
         <w:pStyle w:val="Heading1"/>
-        <w:spacing w:after="140" w:before="320"/>
+        <w:spacing w:after="140" w:before="340"/>
       </w:pPr>
       <w:r>
         <w:rPr>
@@ -1783,7 +4820,7 @@
           <w:bCs/>
           <w:color w:val="1F4A2D"/>
         </w:rPr>
-        <w:t xml:space="preserve">9. Waar het in de code zit</w:t>
+        <w:t xml:space="preserve">10. Waar het in de code zit</w:t>
       </w:r>
     </w:p>
     <w:p>
@@ -1796,7 +4833,7 @@
         <w:spacing w:after="60"/>
       </w:pPr>
       <w:r>
-        <w:t xml:space="preserve">apps/api/src/busyness/busyness.service.ts — getQuietMoments (het model: rooster, median polish, MAD, selectie + tempo).</w:t>
+        <w:t xml:space="preserve">apps/api/src/busyness/busyness.service.ts — getQuietMoments (rooster, median polish, MAD, selectie + tempo).</w:t>
       </w:r>
     </w:p>
     <w:p>
@@ -1822,7 +4859,7 @@
         <w:spacing w:after="60"/>
       </w:pPr>
       <w:r>
-        <w:t xml:space="preserve">apps/api/src/suggestions/suggestions.service.ts — auto-detectie (detectAndGenerateLowOccupancy) op de momenten.</w:t>
+        <w:t xml:space="preserve">apps/api/src/suggestions/suggestions.service.ts — auto-detectie op de momenten.</w:t>
       </w:r>
     </w:p>
     <w:p>
@@ -2055,10 +5092,10 @@
     <w:lvl w:ilvl="0" w15:tentative="1">
       <w:start w:val="1"/>
       <w:numFmt w:val="decimal"/>
-      <w:lvlText w:val="%1."/>
+      <w:lvlText w:val="Stap %1."/>
       <w:lvlJc w:val="left"/>
       <w:pPr>
-        <w:ind w:left="460" w:hanging="260"/>
+        <w:ind w:left="620" w:hanging="420"/>
       </w:pPr>
     </w:lvl>
   </w:abstractNum>

--- a/docs/rustige-momenten-detectie.docx
+++ b/docs/rustige-momenten-detectie.docx
@@ -3675,10 +3675,30 @@
           <w:b/>
           <w:bCs/>
         </w:rPr>
-        <w:t xml:space="preserve">3. Tempo als plafond (instelbaar). </w:t>
-      </w:r>
-      <w:r>
-        <w:t xml:space="preserve">Hoeveel momenten Filly maximaal per week aandraagt.</w:t>
+        <w:t xml:space="preserve">3. Aaneengesloten dagdelen = één kans. </w:t>
+      </w:r>
+      <w:r>
+        <w:t xml:space="preserve">Zijn op één dag opeenvolgende dagdelen rustig (bv. diner én avond), dan tellen die samen als één kans, met een venster dat het hele blok beslaat (bv. 17:00–23:00). Zo snoept één drukke clustering niet je hele tempo op.</w:t>
+      </w:r>
+    </w:p>
+    <w:p>
+      <w:pPr>
+        <w:pStyle w:val="ListParagraph"/>
+        <w:numPr>
+          <w:ilvl w:val="0"/>
+          <w:numId w:val="2"/>
+        </w:numPr>
+        <w:spacing w:after="60"/>
+      </w:pPr>
+      <w:r>
+        <w:rPr>
+          <w:b/>
+          <w:bCs/>
+        </w:rPr>
+        <w:t xml:space="preserve">4. Tempo als plafond (instelbaar). </w:t>
+      </w:r>
+      <w:r>
+        <w:t xml:space="preserve">Hoeveel rustige DAGEN Filly maximaal per week aandraagt (max één kans per dag). Een rustige week levert er minder op; het plafond wordt nooit opgevuld met dagen die eigenlijk niet rustig zijn.</w:t>
       </w:r>
     </w:p>
     <w:p>
@@ -3686,7 +3706,7 @@
         <w:spacing w:after="120"/>
       </w:pPr>
       <w:r>
-        <w:t xml:space="preserve">Toegepast op de voorbeeldweek. Dagdelen met afwijking onder −2,7 én genoeg gat:</w:t>
+        <w:t xml:space="preserve">Toegepast op de voorbeeldweek. Elke rij is een kans (een dag met afwijking onder −2,7 én genoeg gat):</w:t>
       </w:r>
     </w:p>
     <w:tbl>
@@ -3731,7 +3751,7 @@
                 <w:sz w:val="20"/>
                 <w:szCs w:val="20"/>
               </w:rPr>
-              <w:t xml:space="preserve">Moment</w:t>
+              <w:t xml:space="preserve">Kans (dag)</w:t>
             </w:r>
           </w:p>
         </w:tc>
@@ -3831,7 +3851,7 @@
                 <w:sz w:val="20"/>
                 <w:szCs w:val="20"/>
               </w:rPr>
-              <w:t xml:space="preserve">donderdag-middag</w:t>
+              <w:t xml:space="preserve">donderdag (middag)</w:t>
             </w:r>
           </w:p>
         </w:tc>
@@ -3936,7 +3956,7 @@
                 <w:sz w:val="20"/>
                 <w:szCs w:val="20"/>
               </w:rPr>
-              <w:t xml:space="preserve">maandag-diner</w:t>
+              <w:t xml:space="preserve">maandag (diner)</w:t>
             </w:r>
           </w:p>
         </w:tc>
@@ -4038,7 +4058,7 @@
                 <w:sz w:val="20"/>
                 <w:szCs w:val="20"/>
               </w:rPr>
-              <w:t xml:space="preserve">zaterdag-lunch</w:t>
+              <w:t xml:space="preserve">zaterdag (lunch)</w:t>
             </w:r>
           </w:p>
         </w:tc>
@@ -4140,7 +4160,7 @@
                 <w:sz w:val="20"/>
                 <w:szCs w:val="20"/>
               </w:rPr>
-              <w:t xml:space="preserve">woensdag-avond</w:t>
+              <w:t xml:space="preserve">woensdag (avond)</w:t>
             </w:r>
           </w:p>
         </w:tc>
@@ -4235,10 +4255,10 @@
           <w:b/>
           <w:bCs/>
         </w:rPr>
-        <w:t xml:space="preserve">Het tempo kiest daarna: </w:t>
-      </w:r>
-      <w:r>
-        <w:t xml:space="preserve">bij tempo 2 toont Filly de 2 sterkste (donderdag-middag + maandag-diner); bij tempo 1 alleen donderdag-middag. Een week zonder momenten onder −2,7 levert niks op, we vullen het plafond nooit op met momenten die eigenlijk niet rustig zijn.</w:t>
+        <w:t xml:space="preserve">Het tempo kiest daarna op dagniveau: </w:t>
+      </w:r>
+      <w:r>
+        <w:t xml:space="preserve">bij tempo 2 toont Filly de 2 sterkste dagen (donderdag + maandag); bij tempo 1 alleen donderdag. Zou op donderdag óók de avond rustig zijn geweest, dan was dat samen één kans (“donderdag middag en avond”), nog steeds één dag.</w:t>
       </w:r>
     </w:p>
     <w:p>
@@ -4786,7 +4806,7 @@
         <w:t xml:space="preserve">Tempo (per zaak, instelbaar): </w:t>
       </w:r>
       <w:r>
-        <w:t xml:space="preserve">quiet_moments_per_week, default 2, bereik 1–6. Op de account-pagina.</w:t>
+        <w:t xml:space="preserve">quiet_moments_per_week = max aantal rustige DAGEN per week, default 2, bereik 1–6. Op de account-pagina (Algemeen → Meldingen).</w:t>
       </w:r>
     </w:p>
     <w:p>
